--- a/tests/n8PDF.Tests/Fixtures/Minimal/chart-3d-pie-two-probe.docx
+++ b/tests/n8PDF.Tests/Fixtures/Minimal/chart-3d-pie-two-probe.docx
@@ -25,7 +25,7 @@
         <w:spacing w:before="0" w:after="0" w:line="240" w:lineRule="auto"/>
       </w:pPr>
       <w:r>
-        <w:t>p30 red8</w:t>
+        <w:t>x25 p15 B18</w:t>
       </w:r>
     </w:p>
     <w:p>
@@ -52,7 +52,7 @@
         <w:spacing w:before="0" w:after="0" w:line="240" w:lineRule="auto"/>
       </w:pPr>
       <w:r>
-        <w:t>p30 red17</w:t>
+        <w:t>x25 p15 B36</w:t>
       </w:r>
     </w:p>
     <w:p>
@@ -79,7 +79,7 @@
         <w:spacing w:before="0" w:after="0" w:line="240" w:lineRule="auto"/>
       </w:pPr>
       <w:r>
-        <w:t>p30 red25</w:t>
+        <w:t>x25 p15 B54</w:t>
       </w:r>
     </w:p>
     <w:p>
@@ -106,7 +106,7 @@
         <w:spacing w:before="0" w:after="0" w:line="240" w:lineRule="auto"/>
       </w:pPr>
       <w:r>
-        <w:t>p30 red33</w:t>
+        <w:t>x25 p15 B72</w:t>
       </w:r>
     </w:p>
     <w:p>
@@ -133,7 +133,7 @@
         <w:spacing w:before="0" w:after="0" w:line="240" w:lineRule="auto"/>
       </w:pPr>
       <w:r>
-        <w:t>p30 red42</w:t>
+        <w:t>x25 p15 B90</w:t>
       </w:r>
     </w:p>
     <w:p>
@@ -160,7 +160,7 @@
         <w:spacing w:before="0" w:after="0" w:line="240" w:lineRule="auto"/>
       </w:pPr>
       <w:r>
-        <w:t>p15 red17</w:t>
+        <w:t>x25 p15 B108</w:t>
       </w:r>
     </w:p>
     <w:p>
@@ -187,7 +187,763 @@
         <w:spacing w:before="0" w:after="0" w:line="240" w:lineRule="auto"/>
       </w:pPr>
       <w:r>
-        <w:t>p60 red17</w:t>
+        <w:t>x25 p15 B126</w:t>
+      </w:r>
+    </w:p>
+    <w:p>
+      <w:pPr>
+        <w:pageBreakBefore/>
+        <w:spacing w:before="0" w:after="0" w:line="240" w:lineRule="auto"/>
+      </w:pPr>
+      <w:r>
+        <w:drawing>
+          <wp:inline distT="0" distB="0" distL="0" distR="0">
+            <wp:extent cx="4572000" cy="2743200"/>
+            <wp:docPr id="3007" name="Chart 3007"/>
+            <a:graphic>
+              <a:graphicData uri="http://schemas.openxmlformats.org/drawingml/2006/chart">
+                <c:chart xmlns:c="http://schemas.openxmlformats.org/drawingml/2006/chart" xmlns:r="http://schemas.openxmlformats.org/officeDocument/2006/relationships" r:id="rIdChart8"/>
+              </a:graphicData>
+            </a:graphic>
+          </wp:inline>
+        </w:drawing>
+      </w:r>
+    </w:p>
+    <w:p>
+      <w:pPr>
+        <w:spacing w:before="0" w:after="0" w:line="240" w:lineRule="auto"/>
+      </w:pPr>
+      <w:r>
+        <w:t>x25 p15 B144</w:t>
+      </w:r>
+    </w:p>
+    <w:p>
+      <w:pPr>
+        <w:pageBreakBefore/>
+        <w:spacing w:before="0" w:after="0" w:line="240" w:lineRule="auto"/>
+      </w:pPr>
+      <w:r>
+        <w:drawing>
+          <wp:inline distT="0" distB="0" distL="0" distR="0">
+            <wp:extent cx="4572000" cy="2743200"/>
+            <wp:docPr id="3008" name="Chart 3008"/>
+            <a:graphic>
+              <a:graphicData uri="http://schemas.openxmlformats.org/drawingml/2006/chart">
+                <c:chart xmlns:c="http://schemas.openxmlformats.org/drawingml/2006/chart" xmlns:r="http://schemas.openxmlformats.org/officeDocument/2006/relationships" r:id="rIdChart9"/>
+              </a:graphicData>
+            </a:graphic>
+          </wp:inline>
+        </w:drawing>
+      </w:r>
+    </w:p>
+    <w:p>
+      <w:pPr>
+        <w:spacing w:before="0" w:after="0" w:line="240" w:lineRule="auto"/>
+      </w:pPr>
+      <w:r>
+        <w:t>x25 p15 B162</w:t>
+      </w:r>
+    </w:p>
+    <w:p>
+      <w:pPr>
+        <w:pageBreakBefore/>
+        <w:spacing w:before="0" w:after="0" w:line="240" w:lineRule="auto"/>
+      </w:pPr>
+      <w:r>
+        <w:drawing>
+          <wp:inline distT="0" distB="0" distL="0" distR="0">
+            <wp:extent cx="4572000" cy="2743200"/>
+            <wp:docPr id="3009" name="Chart 3009"/>
+            <a:graphic>
+              <a:graphicData uri="http://schemas.openxmlformats.org/drawingml/2006/chart">
+                <c:chart xmlns:c="http://schemas.openxmlformats.org/drawingml/2006/chart" xmlns:r="http://schemas.openxmlformats.org/officeDocument/2006/relationships" r:id="rIdChart10"/>
+              </a:graphicData>
+            </a:graphic>
+          </wp:inline>
+        </w:drawing>
+      </w:r>
+    </w:p>
+    <w:p>
+      <w:pPr>
+        <w:spacing w:before="0" w:after="0" w:line="240" w:lineRule="auto"/>
+      </w:pPr>
+      <w:r>
+        <w:t>x25 p30 B18</w:t>
+      </w:r>
+    </w:p>
+    <w:p>
+      <w:pPr>
+        <w:pageBreakBefore/>
+        <w:spacing w:before="0" w:after="0" w:line="240" w:lineRule="auto"/>
+      </w:pPr>
+      <w:r>
+        <w:drawing>
+          <wp:inline distT="0" distB="0" distL="0" distR="0">
+            <wp:extent cx="4572000" cy="2743200"/>
+            <wp:docPr id="3010" name="Chart 3010"/>
+            <a:graphic>
+              <a:graphicData uri="http://schemas.openxmlformats.org/drawingml/2006/chart">
+                <c:chart xmlns:c="http://schemas.openxmlformats.org/drawingml/2006/chart" xmlns:r="http://schemas.openxmlformats.org/officeDocument/2006/relationships" r:id="rIdChart11"/>
+              </a:graphicData>
+            </a:graphic>
+          </wp:inline>
+        </w:drawing>
+      </w:r>
+    </w:p>
+    <w:p>
+      <w:pPr>
+        <w:spacing w:before="0" w:after="0" w:line="240" w:lineRule="auto"/>
+      </w:pPr>
+      <w:r>
+        <w:t>x25 p30 B36</w:t>
+      </w:r>
+    </w:p>
+    <w:p>
+      <w:pPr>
+        <w:pageBreakBefore/>
+        <w:spacing w:before="0" w:after="0" w:line="240" w:lineRule="auto"/>
+      </w:pPr>
+      <w:r>
+        <w:drawing>
+          <wp:inline distT="0" distB="0" distL="0" distR="0">
+            <wp:extent cx="4572000" cy="2743200"/>
+            <wp:docPr id="3011" name="Chart 3011"/>
+            <a:graphic>
+              <a:graphicData uri="http://schemas.openxmlformats.org/drawingml/2006/chart">
+                <c:chart xmlns:c="http://schemas.openxmlformats.org/drawingml/2006/chart" xmlns:r="http://schemas.openxmlformats.org/officeDocument/2006/relationships" r:id="rIdChart12"/>
+              </a:graphicData>
+            </a:graphic>
+          </wp:inline>
+        </w:drawing>
+      </w:r>
+    </w:p>
+    <w:p>
+      <w:pPr>
+        <w:spacing w:before="0" w:after="0" w:line="240" w:lineRule="auto"/>
+      </w:pPr>
+      <w:r>
+        <w:t>x25 p30 B54</w:t>
+      </w:r>
+    </w:p>
+    <w:p>
+      <w:pPr>
+        <w:pageBreakBefore/>
+        <w:spacing w:before="0" w:after="0" w:line="240" w:lineRule="auto"/>
+      </w:pPr>
+      <w:r>
+        <w:drawing>
+          <wp:inline distT="0" distB="0" distL="0" distR="0">
+            <wp:extent cx="4572000" cy="2743200"/>
+            <wp:docPr id="3012" name="Chart 3012"/>
+            <a:graphic>
+              <a:graphicData uri="http://schemas.openxmlformats.org/drawingml/2006/chart">
+                <c:chart xmlns:c="http://schemas.openxmlformats.org/drawingml/2006/chart" xmlns:r="http://schemas.openxmlformats.org/officeDocument/2006/relationships" r:id="rIdChart13"/>
+              </a:graphicData>
+            </a:graphic>
+          </wp:inline>
+        </w:drawing>
+      </w:r>
+    </w:p>
+    <w:p>
+      <w:pPr>
+        <w:spacing w:before="0" w:after="0" w:line="240" w:lineRule="auto"/>
+      </w:pPr>
+      <w:r>
+        <w:t>x25 p30 B72</w:t>
+      </w:r>
+    </w:p>
+    <w:p>
+      <w:pPr>
+        <w:pageBreakBefore/>
+        <w:spacing w:before="0" w:after="0" w:line="240" w:lineRule="auto"/>
+      </w:pPr>
+      <w:r>
+        <w:drawing>
+          <wp:inline distT="0" distB="0" distL="0" distR="0">
+            <wp:extent cx="4572000" cy="2743200"/>
+            <wp:docPr id="3013" name="Chart 3013"/>
+            <a:graphic>
+              <a:graphicData uri="http://schemas.openxmlformats.org/drawingml/2006/chart">
+                <c:chart xmlns:c="http://schemas.openxmlformats.org/drawingml/2006/chart" xmlns:r="http://schemas.openxmlformats.org/officeDocument/2006/relationships" r:id="rIdChart14"/>
+              </a:graphicData>
+            </a:graphic>
+          </wp:inline>
+        </w:drawing>
+      </w:r>
+    </w:p>
+    <w:p>
+      <w:pPr>
+        <w:spacing w:before="0" w:after="0" w:line="240" w:lineRule="auto"/>
+      </w:pPr>
+      <w:r>
+        <w:t>x25 p30 B90</w:t>
+      </w:r>
+    </w:p>
+    <w:p>
+      <w:pPr>
+        <w:pageBreakBefore/>
+        <w:spacing w:before="0" w:after="0" w:line="240" w:lineRule="auto"/>
+      </w:pPr>
+      <w:r>
+        <w:drawing>
+          <wp:inline distT="0" distB="0" distL="0" distR="0">
+            <wp:extent cx="4572000" cy="2743200"/>
+            <wp:docPr id="3014" name="Chart 3014"/>
+            <a:graphic>
+              <a:graphicData uri="http://schemas.openxmlformats.org/drawingml/2006/chart">
+                <c:chart xmlns:c="http://schemas.openxmlformats.org/drawingml/2006/chart" xmlns:r="http://schemas.openxmlformats.org/officeDocument/2006/relationships" r:id="rIdChart15"/>
+              </a:graphicData>
+            </a:graphic>
+          </wp:inline>
+        </w:drawing>
+      </w:r>
+    </w:p>
+    <w:p>
+      <w:pPr>
+        <w:spacing w:before="0" w:after="0" w:line="240" w:lineRule="auto"/>
+      </w:pPr>
+      <w:r>
+        <w:t>x25 p30 B108</w:t>
+      </w:r>
+    </w:p>
+    <w:p>
+      <w:pPr>
+        <w:pageBreakBefore/>
+        <w:spacing w:before="0" w:after="0" w:line="240" w:lineRule="auto"/>
+      </w:pPr>
+      <w:r>
+        <w:drawing>
+          <wp:inline distT="0" distB="0" distL="0" distR="0">
+            <wp:extent cx="4572000" cy="2743200"/>
+            <wp:docPr id="3015" name="Chart 3015"/>
+            <a:graphic>
+              <a:graphicData uri="http://schemas.openxmlformats.org/drawingml/2006/chart">
+                <c:chart xmlns:c="http://schemas.openxmlformats.org/drawingml/2006/chart" xmlns:r="http://schemas.openxmlformats.org/officeDocument/2006/relationships" r:id="rIdChart16"/>
+              </a:graphicData>
+            </a:graphic>
+          </wp:inline>
+        </w:drawing>
+      </w:r>
+    </w:p>
+    <w:p>
+      <w:pPr>
+        <w:spacing w:before="0" w:after="0" w:line="240" w:lineRule="auto"/>
+      </w:pPr>
+      <w:r>
+        <w:t>x25 p30 B126</w:t>
+      </w:r>
+    </w:p>
+    <w:p>
+      <w:pPr>
+        <w:pageBreakBefore/>
+        <w:spacing w:before="0" w:after="0" w:line="240" w:lineRule="auto"/>
+      </w:pPr>
+      <w:r>
+        <w:drawing>
+          <wp:inline distT="0" distB="0" distL="0" distR="0">
+            <wp:extent cx="4572000" cy="2743200"/>
+            <wp:docPr id="3016" name="Chart 3016"/>
+            <a:graphic>
+              <a:graphicData uri="http://schemas.openxmlformats.org/drawingml/2006/chart">
+                <c:chart xmlns:c="http://schemas.openxmlformats.org/drawingml/2006/chart" xmlns:r="http://schemas.openxmlformats.org/officeDocument/2006/relationships" r:id="rIdChart17"/>
+              </a:graphicData>
+            </a:graphic>
+          </wp:inline>
+        </w:drawing>
+      </w:r>
+    </w:p>
+    <w:p>
+      <w:pPr>
+        <w:spacing w:before="0" w:after="0" w:line="240" w:lineRule="auto"/>
+      </w:pPr>
+      <w:r>
+        <w:t>x25 p30 B144</w:t>
+      </w:r>
+    </w:p>
+    <w:p>
+      <w:pPr>
+        <w:pageBreakBefore/>
+        <w:spacing w:before="0" w:after="0" w:line="240" w:lineRule="auto"/>
+      </w:pPr>
+      <w:r>
+        <w:drawing>
+          <wp:inline distT="0" distB="0" distL="0" distR="0">
+            <wp:extent cx="4572000" cy="2743200"/>
+            <wp:docPr id="3017" name="Chart 3017"/>
+            <a:graphic>
+              <a:graphicData uri="http://schemas.openxmlformats.org/drawingml/2006/chart">
+                <c:chart xmlns:c="http://schemas.openxmlformats.org/drawingml/2006/chart" xmlns:r="http://schemas.openxmlformats.org/officeDocument/2006/relationships" r:id="rIdChart18"/>
+              </a:graphicData>
+            </a:graphic>
+          </wp:inline>
+        </w:drawing>
+      </w:r>
+    </w:p>
+    <w:p>
+      <w:pPr>
+        <w:spacing w:before="0" w:after="0" w:line="240" w:lineRule="auto"/>
+      </w:pPr>
+      <w:r>
+        <w:t>x25 p30 B162</w:t>
+      </w:r>
+    </w:p>
+    <w:p>
+      <w:pPr>
+        <w:pageBreakBefore/>
+        <w:spacing w:before="0" w:after="0" w:line="240" w:lineRule="auto"/>
+      </w:pPr>
+      <w:r>
+        <w:drawing>
+          <wp:inline distT="0" distB="0" distL="0" distR="0">
+            <wp:extent cx="4572000" cy="2743200"/>
+            <wp:docPr id="3018" name="Chart 3018"/>
+            <a:graphic>
+              <a:graphicData uri="http://schemas.openxmlformats.org/drawingml/2006/chart">
+                <c:chart xmlns:c="http://schemas.openxmlformats.org/drawingml/2006/chart" xmlns:r="http://schemas.openxmlformats.org/officeDocument/2006/relationships" r:id="rIdChart19"/>
+              </a:graphicData>
+            </a:graphic>
+          </wp:inline>
+        </w:drawing>
+      </w:r>
+    </w:p>
+    <w:p>
+      <w:pPr>
+        <w:spacing w:before="0" w:after="0" w:line="240" w:lineRule="auto"/>
+      </w:pPr>
+      <w:r>
+        <w:t>x25 p60 B18</w:t>
+      </w:r>
+    </w:p>
+    <w:p>
+      <w:pPr>
+        <w:pageBreakBefore/>
+        <w:spacing w:before="0" w:after="0" w:line="240" w:lineRule="auto"/>
+      </w:pPr>
+      <w:r>
+        <w:drawing>
+          <wp:inline distT="0" distB="0" distL="0" distR="0">
+            <wp:extent cx="4572000" cy="2743200"/>
+            <wp:docPr id="3019" name="Chart 3019"/>
+            <a:graphic>
+              <a:graphicData uri="http://schemas.openxmlformats.org/drawingml/2006/chart">
+                <c:chart xmlns:c="http://schemas.openxmlformats.org/drawingml/2006/chart" xmlns:r="http://schemas.openxmlformats.org/officeDocument/2006/relationships" r:id="rIdChart20"/>
+              </a:graphicData>
+            </a:graphic>
+          </wp:inline>
+        </w:drawing>
+      </w:r>
+    </w:p>
+    <w:p>
+      <w:pPr>
+        <w:spacing w:before="0" w:after="0" w:line="240" w:lineRule="auto"/>
+      </w:pPr>
+      <w:r>
+        <w:t>x25 p60 B36</w:t>
+      </w:r>
+    </w:p>
+    <w:p>
+      <w:pPr>
+        <w:pageBreakBefore/>
+        <w:spacing w:before="0" w:after="0" w:line="240" w:lineRule="auto"/>
+      </w:pPr>
+      <w:r>
+        <w:drawing>
+          <wp:inline distT="0" distB="0" distL="0" distR="0">
+            <wp:extent cx="4572000" cy="2743200"/>
+            <wp:docPr id="3020" name="Chart 3020"/>
+            <a:graphic>
+              <a:graphicData uri="http://schemas.openxmlformats.org/drawingml/2006/chart">
+                <c:chart xmlns:c="http://schemas.openxmlformats.org/drawingml/2006/chart" xmlns:r="http://schemas.openxmlformats.org/officeDocument/2006/relationships" r:id="rIdChart21"/>
+              </a:graphicData>
+            </a:graphic>
+          </wp:inline>
+        </w:drawing>
+      </w:r>
+    </w:p>
+    <w:p>
+      <w:pPr>
+        <w:spacing w:before="0" w:after="0" w:line="240" w:lineRule="auto"/>
+      </w:pPr>
+      <w:r>
+        <w:t>x25 p60 B54</w:t>
+      </w:r>
+    </w:p>
+    <w:p>
+      <w:pPr>
+        <w:pageBreakBefore/>
+        <w:spacing w:before="0" w:after="0" w:line="240" w:lineRule="auto"/>
+      </w:pPr>
+      <w:r>
+        <w:drawing>
+          <wp:inline distT="0" distB="0" distL="0" distR="0">
+            <wp:extent cx="4572000" cy="2743200"/>
+            <wp:docPr id="3021" name="Chart 3021"/>
+            <a:graphic>
+              <a:graphicData uri="http://schemas.openxmlformats.org/drawingml/2006/chart">
+                <c:chart xmlns:c="http://schemas.openxmlformats.org/drawingml/2006/chart" xmlns:r="http://schemas.openxmlformats.org/officeDocument/2006/relationships" r:id="rIdChart22"/>
+              </a:graphicData>
+            </a:graphic>
+          </wp:inline>
+        </w:drawing>
+      </w:r>
+    </w:p>
+    <w:p>
+      <w:pPr>
+        <w:spacing w:before="0" w:after="0" w:line="240" w:lineRule="auto"/>
+      </w:pPr>
+      <w:r>
+        <w:t>x25 p60 B72</w:t>
+      </w:r>
+    </w:p>
+    <w:p>
+      <w:pPr>
+        <w:pageBreakBefore/>
+        <w:spacing w:before="0" w:after="0" w:line="240" w:lineRule="auto"/>
+      </w:pPr>
+      <w:r>
+        <w:drawing>
+          <wp:inline distT="0" distB="0" distL="0" distR="0">
+            <wp:extent cx="4572000" cy="2743200"/>
+            <wp:docPr id="3022" name="Chart 3022"/>
+            <a:graphic>
+              <a:graphicData uri="http://schemas.openxmlformats.org/drawingml/2006/chart">
+                <c:chart xmlns:c="http://schemas.openxmlformats.org/drawingml/2006/chart" xmlns:r="http://schemas.openxmlformats.org/officeDocument/2006/relationships" r:id="rIdChart23"/>
+              </a:graphicData>
+            </a:graphic>
+          </wp:inline>
+        </w:drawing>
+      </w:r>
+    </w:p>
+    <w:p>
+      <w:pPr>
+        <w:spacing w:before="0" w:after="0" w:line="240" w:lineRule="auto"/>
+      </w:pPr>
+      <w:r>
+        <w:t>x25 p60 B90</w:t>
+      </w:r>
+    </w:p>
+    <w:p>
+      <w:pPr>
+        <w:pageBreakBefore/>
+        <w:spacing w:before="0" w:after="0" w:line="240" w:lineRule="auto"/>
+      </w:pPr>
+      <w:r>
+        <w:drawing>
+          <wp:inline distT="0" distB="0" distL="0" distR="0">
+            <wp:extent cx="4572000" cy="2743200"/>
+            <wp:docPr id="3023" name="Chart 3023"/>
+            <a:graphic>
+              <a:graphicData uri="http://schemas.openxmlformats.org/drawingml/2006/chart">
+                <c:chart xmlns:c="http://schemas.openxmlformats.org/drawingml/2006/chart" xmlns:r="http://schemas.openxmlformats.org/officeDocument/2006/relationships" r:id="rIdChart24"/>
+              </a:graphicData>
+            </a:graphic>
+          </wp:inline>
+        </w:drawing>
+      </w:r>
+    </w:p>
+    <w:p>
+      <w:pPr>
+        <w:spacing w:before="0" w:after="0" w:line="240" w:lineRule="auto"/>
+      </w:pPr>
+      <w:r>
+        <w:t>x25 p60 B108</w:t>
+      </w:r>
+    </w:p>
+    <w:p>
+      <w:pPr>
+        <w:pageBreakBefore/>
+        <w:spacing w:before="0" w:after="0" w:line="240" w:lineRule="auto"/>
+      </w:pPr>
+      <w:r>
+        <w:drawing>
+          <wp:inline distT="0" distB="0" distL="0" distR="0">
+            <wp:extent cx="4572000" cy="2743200"/>
+            <wp:docPr id="3024" name="Chart 3024"/>
+            <a:graphic>
+              <a:graphicData uri="http://schemas.openxmlformats.org/drawingml/2006/chart">
+                <c:chart xmlns:c="http://schemas.openxmlformats.org/drawingml/2006/chart" xmlns:r="http://schemas.openxmlformats.org/officeDocument/2006/relationships" r:id="rIdChart25"/>
+              </a:graphicData>
+            </a:graphic>
+          </wp:inline>
+        </w:drawing>
+      </w:r>
+    </w:p>
+    <w:p>
+      <w:pPr>
+        <w:spacing w:before="0" w:after="0" w:line="240" w:lineRule="auto"/>
+      </w:pPr>
+      <w:r>
+        <w:t>x25 p60 B126</w:t>
+      </w:r>
+    </w:p>
+    <w:p>
+      <w:pPr>
+        <w:pageBreakBefore/>
+        <w:spacing w:before="0" w:after="0" w:line="240" w:lineRule="auto"/>
+      </w:pPr>
+      <w:r>
+        <w:drawing>
+          <wp:inline distT="0" distB="0" distL="0" distR="0">
+            <wp:extent cx="4572000" cy="2743200"/>
+            <wp:docPr id="3025" name="Chart 3025"/>
+            <a:graphic>
+              <a:graphicData uri="http://schemas.openxmlformats.org/drawingml/2006/chart">
+                <c:chart xmlns:c="http://schemas.openxmlformats.org/drawingml/2006/chart" xmlns:r="http://schemas.openxmlformats.org/officeDocument/2006/relationships" r:id="rIdChart26"/>
+              </a:graphicData>
+            </a:graphic>
+          </wp:inline>
+        </w:drawing>
+      </w:r>
+    </w:p>
+    <w:p>
+      <w:pPr>
+        <w:spacing w:before="0" w:after="0" w:line="240" w:lineRule="auto"/>
+      </w:pPr>
+      <w:r>
+        <w:t>x25 p60 B144</w:t>
+      </w:r>
+    </w:p>
+    <w:p>
+      <w:pPr>
+        <w:pageBreakBefore/>
+        <w:spacing w:before="0" w:after="0" w:line="240" w:lineRule="auto"/>
+      </w:pPr>
+      <w:r>
+        <w:drawing>
+          <wp:inline distT="0" distB="0" distL="0" distR="0">
+            <wp:extent cx="4572000" cy="2743200"/>
+            <wp:docPr id="3026" name="Chart 3026"/>
+            <a:graphic>
+              <a:graphicData uri="http://schemas.openxmlformats.org/drawingml/2006/chart">
+                <c:chart xmlns:c="http://schemas.openxmlformats.org/drawingml/2006/chart" xmlns:r="http://schemas.openxmlformats.org/officeDocument/2006/relationships" r:id="rIdChart27"/>
+              </a:graphicData>
+            </a:graphic>
+          </wp:inline>
+        </w:drawing>
+      </w:r>
+    </w:p>
+    <w:p>
+      <w:pPr>
+        <w:spacing w:before="0" w:after="0" w:line="240" w:lineRule="auto"/>
+      </w:pPr>
+      <w:r>
+        <w:t>x25 p60 B162</w:t>
+      </w:r>
+    </w:p>
+    <w:p>
+      <w:pPr>
+        <w:pageBreakBefore/>
+        <w:spacing w:before="0" w:after="0" w:line="240" w:lineRule="auto"/>
+      </w:pPr>
+      <w:r>
+        <w:drawing>
+          <wp:inline distT="0" distB="0" distL="0" distR="0">
+            <wp:extent cx="4572000" cy="2743200"/>
+            <wp:docPr id="3027" name="Chart 3027"/>
+            <a:graphic>
+              <a:graphicData uri="http://schemas.openxmlformats.org/drawingml/2006/chart">
+                <c:chart xmlns:c="http://schemas.openxmlformats.org/drawingml/2006/chart" xmlns:r="http://schemas.openxmlformats.org/officeDocument/2006/relationships" r:id="rIdChart28"/>
+              </a:graphicData>
+            </a:graphic>
+          </wp:inline>
+        </w:drawing>
+      </w:r>
+    </w:p>
+    <w:p>
+      <w:pPr>
+        <w:spacing w:before="0" w:after="0" w:line="240" w:lineRule="auto"/>
+      </w:pPr>
+      <w:r>
+        <w:t>x15 p30 B36</w:t>
+      </w:r>
+    </w:p>
+    <w:p>
+      <w:pPr>
+        <w:pageBreakBefore/>
+        <w:spacing w:before="0" w:after="0" w:line="240" w:lineRule="auto"/>
+      </w:pPr>
+      <w:r>
+        <w:drawing>
+          <wp:inline distT="0" distB="0" distL="0" distR="0">
+            <wp:extent cx="4572000" cy="2743200"/>
+            <wp:docPr id="3028" name="Chart 3028"/>
+            <a:graphic>
+              <a:graphicData uri="http://schemas.openxmlformats.org/drawingml/2006/chart">
+                <c:chart xmlns:c="http://schemas.openxmlformats.org/drawingml/2006/chart" xmlns:r="http://schemas.openxmlformats.org/officeDocument/2006/relationships" r:id="rIdChart29"/>
+              </a:graphicData>
+            </a:graphic>
+          </wp:inline>
+        </w:drawing>
+      </w:r>
+    </w:p>
+    <w:p>
+      <w:pPr>
+        <w:spacing w:before="0" w:after="0" w:line="240" w:lineRule="auto"/>
+      </w:pPr>
+      <w:r>
+        <w:t>x15 p30 B72</w:t>
+      </w:r>
+    </w:p>
+    <w:p>
+      <w:pPr>
+        <w:pageBreakBefore/>
+        <w:spacing w:before="0" w:after="0" w:line="240" w:lineRule="auto"/>
+      </w:pPr>
+      <w:r>
+        <w:drawing>
+          <wp:inline distT="0" distB="0" distL="0" distR="0">
+            <wp:extent cx="4572000" cy="2743200"/>
+            <wp:docPr id="3029" name="Chart 3029"/>
+            <a:graphic>
+              <a:graphicData uri="http://schemas.openxmlformats.org/drawingml/2006/chart">
+                <c:chart xmlns:c="http://schemas.openxmlformats.org/drawingml/2006/chart" xmlns:r="http://schemas.openxmlformats.org/officeDocument/2006/relationships" r:id="rIdChart30"/>
+              </a:graphicData>
+            </a:graphic>
+          </wp:inline>
+        </w:drawing>
+      </w:r>
+    </w:p>
+    <w:p>
+      <w:pPr>
+        <w:spacing w:before="0" w:after="0" w:line="240" w:lineRule="auto"/>
+      </w:pPr>
+      <w:r>
+        <w:t>x15 p30 B108</w:t>
+      </w:r>
+    </w:p>
+    <w:p>
+      <w:pPr>
+        <w:pageBreakBefore/>
+        <w:spacing w:before="0" w:after="0" w:line="240" w:lineRule="auto"/>
+      </w:pPr>
+      <w:r>
+        <w:drawing>
+          <wp:inline distT="0" distB="0" distL="0" distR="0">
+            <wp:extent cx="4572000" cy="2743200"/>
+            <wp:docPr id="3030" name="Chart 3030"/>
+            <a:graphic>
+              <a:graphicData uri="http://schemas.openxmlformats.org/drawingml/2006/chart">
+                <c:chart xmlns:c="http://schemas.openxmlformats.org/drawingml/2006/chart" xmlns:r="http://schemas.openxmlformats.org/officeDocument/2006/relationships" r:id="rIdChart31"/>
+              </a:graphicData>
+            </a:graphic>
+          </wp:inline>
+        </w:drawing>
+      </w:r>
+    </w:p>
+    <w:p>
+      <w:pPr>
+        <w:spacing w:before="0" w:after="0" w:line="240" w:lineRule="auto"/>
+      </w:pPr>
+      <w:r>
+        <w:t>x15 p30 B144</w:t>
+      </w:r>
+    </w:p>
+    <w:p>
+      <w:pPr>
+        <w:pageBreakBefore/>
+        <w:spacing w:before="0" w:after="0" w:line="240" w:lineRule="auto"/>
+      </w:pPr>
+      <w:r>
+        <w:drawing>
+          <wp:inline distT="0" distB="0" distL="0" distR="0">
+            <wp:extent cx="4572000" cy="2743200"/>
+            <wp:docPr id="3031" name="Chart 3031"/>
+            <a:graphic>
+              <a:graphicData uri="http://schemas.openxmlformats.org/drawingml/2006/chart">
+                <c:chart xmlns:c="http://schemas.openxmlformats.org/drawingml/2006/chart" xmlns:r="http://schemas.openxmlformats.org/officeDocument/2006/relationships" r:id="rIdChart32"/>
+              </a:graphicData>
+            </a:graphic>
+          </wp:inline>
+        </w:drawing>
+      </w:r>
+    </w:p>
+    <w:p>
+      <w:pPr>
+        <w:spacing w:before="0" w:after="0" w:line="240" w:lineRule="auto"/>
+      </w:pPr>
+      <w:r>
+        <w:t>x40 p30 B36</w:t>
+      </w:r>
+    </w:p>
+    <w:p>
+      <w:pPr>
+        <w:pageBreakBefore/>
+        <w:spacing w:before="0" w:after="0" w:line="240" w:lineRule="auto"/>
+      </w:pPr>
+      <w:r>
+        <w:drawing>
+          <wp:inline distT="0" distB="0" distL="0" distR="0">
+            <wp:extent cx="4572000" cy="2743200"/>
+            <wp:docPr id="3032" name="Chart 3032"/>
+            <a:graphic>
+              <a:graphicData uri="http://schemas.openxmlformats.org/drawingml/2006/chart">
+                <c:chart xmlns:c="http://schemas.openxmlformats.org/drawingml/2006/chart" xmlns:r="http://schemas.openxmlformats.org/officeDocument/2006/relationships" r:id="rIdChart33"/>
+              </a:graphicData>
+            </a:graphic>
+          </wp:inline>
+        </w:drawing>
+      </w:r>
+    </w:p>
+    <w:p>
+      <w:pPr>
+        <w:spacing w:before="0" w:after="0" w:line="240" w:lineRule="auto"/>
+      </w:pPr>
+      <w:r>
+        <w:t>x40 p30 B72</w:t>
+      </w:r>
+    </w:p>
+    <w:p>
+      <w:pPr>
+        <w:pageBreakBefore/>
+        <w:spacing w:before="0" w:after="0" w:line="240" w:lineRule="auto"/>
+      </w:pPr>
+      <w:r>
+        <w:drawing>
+          <wp:inline distT="0" distB="0" distL="0" distR="0">
+            <wp:extent cx="4572000" cy="2743200"/>
+            <wp:docPr id="3033" name="Chart 3033"/>
+            <a:graphic>
+              <a:graphicData uri="http://schemas.openxmlformats.org/drawingml/2006/chart">
+                <c:chart xmlns:c="http://schemas.openxmlformats.org/drawingml/2006/chart" xmlns:r="http://schemas.openxmlformats.org/officeDocument/2006/relationships" r:id="rIdChart34"/>
+              </a:graphicData>
+            </a:graphic>
+          </wp:inline>
+        </w:drawing>
+      </w:r>
+    </w:p>
+    <w:p>
+      <w:pPr>
+        <w:spacing w:before="0" w:after="0" w:line="240" w:lineRule="auto"/>
+      </w:pPr>
+      <w:r>
+        <w:t>x40 p30 B108</w:t>
+      </w:r>
+    </w:p>
+    <w:p>
+      <w:pPr>
+        <w:pageBreakBefore/>
+        <w:spacing w:before="0" w:after="0" w:line="240" w:lineRule="auto"/>
+      </w:pPr>
+      <w:r>
+        <w:drawing>
+          <wp:inline distT="0" distB="0" distL="0" distR="0">
+            <wp:extent cx="4572000" cy="2743200"/>
+            <wp:docPr id="3034" name="Chart 3034"/>
+            <a:graphic>
+              <a:graphicData uri="http://schemas.openxmlformats.org/drawingml/2006/chart">
+                <c:chart xmlns:c="http://schemas.openxmlformats.org/drawingml/2006/chart" xmlns:r="http://schemas.openxmlformats.org/officeDocument/2006/relationships" r:id="rIdChart35"/>
+              </a:graphicData>
+            </a:graphic>
+          </wp:inline>
+        </w:drawing>
+      </w:r>
+    </w:p>
+    <w:p>
+      <w:pPr>
+        <w:spacing w:before="0" w:after="0" w:line="240" w:lineRule="auto"/>
+      </w:pPr>
+      <w:r>
+        <w:t>x40 p30 B144</w:t>
       </w:r>
     </w:p>
     <w:sectPr>
@@ -221,6 +977,95 @@
 </file>
 
 <file path=word/charts/chart1.xml><?xml version="1.0" encoding="utf-8"?>
+<c:chartSpace xmlns:c="http://schemas.openxmlformats.org/drawingml/2006/chart" xmlns:a="http://schemas.openxmlformats.org/drawingml/2006/main" xmlns:r="http://schemas.openxmlformats.org/officeDocument/2006/relationships">
+  <c:chart>
+    <c:view3D>
+      <c:rotX val="25"/>
+      <c:rotY val="20"/>
+      <c:rAngAx val="0"/>
+      <c:perspective val="15"/>
+      <c:depthPercent val="100"/>
+    </c:view3D>
+    <c:plotArea>
+      <c:layout>
+        <c:manualLayout>
+          <c:layoutTarget val="inner"/>
+          <c:xMode val="edge"/>
+          <c:yMode val="edge"/>
+          <c:x val="0.2"/>
+          <c:y val="0.1"/>
+          <c:w val="0.6"/>
+          <c:h val="0.55"/>
+        </c:manualLayout>
+      </c:layout>
+      <c:pie3DChart>
+        <c:varyColors val="0"/>
+        <c:ser>
+          <c:idx val="0"/>
+          <c:order val="0"/>
+          <c:dPt>
+            <c:idx val="0"/>
+            <c:bubble3D val="0"/>
+            <c:spPr>
+              <a:solidFill>
+                <a:srgbClr val="FF0000"/>
+              </a:solidFill>
+              <a:ln>
+                <a:noFill/>
+              </a:ln>
+            </c:spPr>
+          </c:dPt>
+          <c:dPt>
+            <c:idx val="1"/>
+            <c:bubble3D val="0"/>
+            <c:spPr>
+              <a:solidFill>
+                <a:srgbClr val="0000FF"/>
+              </a:solidFill>
+              <a:ln>
+                <a:noFill/>
+              </a:ln>
+            </c:spPr>
+          </c:dPt>
+          <c:cat>
+            <c:strRef>
+              <c:f>Sheet1!$A$2:$A$3</c:f>
+              <c:strCache>
+                <c:ptCount val="2"/>
+                <c:pt idx="0">
+                  <c:v>A</c:v>
+                </c:pt>
+                <c:pt idx="1">
+                  <c:v>B</c:v>
+                </c:pt>
+              </c:strCache>
+            </c:strRef>
+          </c:cat>
+          <c:val>
+            <c:numRef>
+              <c:f>Sheet1!$B$2:$B$3</c:f>
+              <c:numCache>
+                <c:formatCode>General</c:formatCode>
+                <c:ptCount val="2"/>
+                <c:pt idx="0">
+                  <c:v>5</c:v>
+                </c:pt>
+                <c:pt idx="1">
+                  <c:v>95</c:v>
+                </c:pt>
+              </c:numCache>
+            </c:numRef>
+          </c:val>
+        </c:ser>
+        <c:firstSliceAng val="0"/>
+      </c:pie3DChart>
+    </c:plotArea>
+    <c:plotVisOnly val="1"/>
+  </c:chart>
+</c:chartSpace>
+</file>
+
+<file path=word/charts/chart10.xml><?xml version="1.0" encoding="utf-8"?>
 <c:chartSpace xmlns:c="http://schemas.openxmlformats.org/drawingml/2006/chart" xmlns:a="http://schemas.openxmlformats.org/drawingml/2006/main" xmlns:r="http://schemas.openxmlformats.org/officeDocument/2006/relationships">
   <c:chart>
     <c:view3D>
@@ -292,10 +1137,10 @@
                 <c:formatCode>General</c:formatCode>
                 <c:ptCount val="2"/>
                 <c:pt idx="0">
-                  <c:v>8</c:v>
-                </c:pt>
-                <c:pt idx="1">
-                  <c:v>92</c:v>
+                  <c:v>5</c:v>
+                </c:pt>
+                <c:pt idx="1">
+                  <c:v>95</c:v>
                 </c:pt>
               </c:numCache>
             </c:numRef>
@@ -309,7 +1154,7 @@
 </c:chartSpace>
 </file>
 
-<file path=word/charts/chart2.xml><?xml version="1.0" encoding="utf-8"?>
+<file path=word/charts/chart11.xml><?xml version="1.0" encoding="utf-8"?>
 <c:chartSpace xmlns:c="http://schemas.openxmlformats.org/drawingml/2006/chart" xmlns:a="http://schemas.openxmlformats.org/drawingml/2006/main" xmlns:r="http://schemas.openxmlformats.org/officeDocument/2006/relationships">
   <c:chart>
     <c:view3D>
@@ -381,10 +1226,10 @@
                 <c:formatCode>General</c:formatCode>
                 <c:ptCount val="2"/>
                 <c:pt idx="0">
-                  <c:v>17</c:v>
-                </c:pt>
-                <c:pt idx="1">
-                  <c:v>83</c:v>
+                  <c:v>10</c:v>
+                </c:pt>
+                <c:pt idx="1">
+                  <c:v>90</c:v>
                 </c:pt>
               </c:numCache>
             </c:numRef>
@@ -398,7 +1243,7 @@
 </c:chartSpace>
 </file>
 
-<file path=word/charts/chart3.xml><?xml version="1.0" encoding="utf-8"?>
+<file path=word/charts/chart12.xml><?xml version="1.0" encoding="utf-8"?>
 <c:chartSpace xmlns:c="http://schemas.openxmlformats.org/drawingml/2006/chart" xmlns:a="http://schemas.openxmlformats.org/drawingml/2006/main" xmlns:r="http://schemas.openxmlformats.org/officeDocument/2006/relationships">
   <c:chart>
     <c:view3D>
@@ -470,10 +1315,10 @@
                 <c:formatCode>General</c:formatCode>
                 <c:ptCount val="2"/>
                 <c:pt idx="0">
-                  <c:v>25</c:v>
-                </c:pt>
-                <c:pt idx="1">
-                  <c:v>75</c:v>
+                  <c:v>15</c:v>
+                </c:pt>
+                <c:pt idx="1">
+                  <c:v>85</c:v>
                 </c:pt>
               </c:numCache>
             </c:numRef>
@@ -487,7 +1332,7 @@
 </c:chartSpace>
 </file>
 
-<file path=word/charts/chart4.xml><?xml version="1.0" encoding="utf-8"?>
+<file path=word/charts/chart13.xml><?xml version="1.0" encoding="utf-8"?>
 <c:chartSpace xmlns:c="http://schemas.openxmlformats.org/drawingml/2006/chart" xmlns:a="http://schemas.openxmlformats.org/drawingml/2006/main" xmlns:r="http://schemas.openxmlformats.org/officeDocument/2006/relationships">
   <c:chart>
     <c:view3D>
@@ -559,10 +1404,10 @@
                 <c:formatCode>General</c:formatCode>
                 <c:ptCount val="2"/>
                 <c:pt idx="0">
-                  <c:v>33</c:v>
-                </c:pt>
-                <c:pt idx="1">
-                  <c:v>67</c:v>
+                  <c:v>20</c:v>
+                </c:pt>
+                <c:pt idx="1">
+                  <c:v>80</c:v>
                 </c:pt>
               </c:numCache>
             </c:numRef>
@@ -576,7 +1421,7 @@
 </c:chartSpace>
 </file>
 
-<file path=word/charts/chart5.xml><?xml version="1.0" encoding="utf-8"?>
+<file path=word/charts/chart14.xml><?xml version="1.0" encoding="utf-8"?>
 <c:chartSpace xmlns:c="http://schemas.openxmlformats.org/drawingml/2006/chart" xmlns:a="http://schemas.openxmlformats.org/drawingml/2006/main" xmlns:r="http://schemas.openxmlformats.org/officeDocument/2006/relationships">
   <c:chart>
     <c:view3D>
@@ -648,10 +1493,2235 @@
                 <c:formatCode>General</c:formatCode>
                 <c:ptCount val="2"/>
                 <c:pt idx="0">
-                  <c:v>42</c:v>
-                </c:pt>
-                <c:pt idx="1">
-                  <c:v>58</c:v>
+                  <c:v>25</c:v>
+                </c:pt>
+                <c:pt idx="1">
+                  <c:v>75</c:v>
+                </c:pt>
+              </c:numCache>
+            </c:numRef>
+          </c:val>
+        </c:ser>
+        <c:firstSliceAng val="0"/>
+      </c:pie3DChart>
+    </c:plotArea>
+    <c:plotVisOnly val="1"/>
+  </c:chart>
+</c:chartSpace>
+</file>
+
+<file path=word/charts/chart15.xml><?xml version="1.0" encoding="utf-8"?>
+<c:chartSpace xmlns:c="http://schemas.openxmlformats.org/drawingml/2006/chart" xmlns:a="http://schemas.openxmlformats.org/drawingml/2006/main" xmlns:r="http://schemas.openxmlformats.org/officeDocument/2006/relationships">
+  <c:chart>
+    <c:view3D>
+      <c:rotX val="25"/>
+      <c:rotY val="20"/>
+      <c:rAngAx val="0"/>
+      <c:perspective val="30"/>
+      <c:depthPercent val="100"/>
+    </c:view3D>
+    <c:plotArea>
+      <c:layout>
+        <c:manualLayout>
+          <c:layoutTarget val="inner"/>
+          <c:xMode val="edge"/>
+          <c:yMode val="edge"/>
+          <c:x val="0.2"/>
+          <c:y val="0.1"/>
+          <c:w val="0.6"/>
+          <c:h val="0.55"/>
+        </c:manualLayout>
+      </c:layout>
+      <c:pie3DChart>
+        <c:varyColors val="0"/>
+        <c:ser>
+          <c:idx val="0"/>
+          <c:order val="0"/>
+          <c:dPt>
+            <c:idx val="0"/>
+            <c:bubble3D val="0"/>
+            <c:spPr>
+              <a:solidFill>
+                <a:srgbClr val="FF0000"/>
+              </a:solidFill>
+              <a:ln>
+                <a:noFill/>
+              </a:ln>
+            </c:spPr>
+          </c:dPt>
+          <c:dPt>
+            <c:idx val="1"/>
+            <c:bubble3D val="0"/>
+            <c:spPr>
+              <a:solidFill>
+                <a:srgbClr val="0000FF"/>
+              </a:solidFill>
+              <a:ln>
+                <a:noFill/>
+              </a:ln>
+            </c:spPr>
+          </c:dPt>
+          <c:cat>
+            <c:strRef>
+              <c:f>Sheet1!$A$2:$A$3</c:f>
+              <c:strCache>
+                <c:ptCount val="2"/>
+                <c:pt idx="0">
+                  <c:v>A</c:v>
+                </c:pt>
+                <c:pt idx="1">
+                  <c:v>B</c:v>
+                </c:pt>
+              </c:strCache>
+            </c:strRef>
+          </c:cat>
+          <c:val>
+            <c:numRef>
+              <c:f>Sheet1!$B$2:$B$3</c:f>
+              <c:numCache>
+                <c:formatCode>General</c:formatCode>
+                <c:ptCount val="2"/>
+                <c:pt idx="0">
+                  <c:v>30</c:v>
+                </c:pt>
+                <c:pt idx="1">
+                  <c:v>70</c:v>
+                </c:pt>
+              </c:numCache>
+            </c:numRef>
+          </c:val>
+        </c:ser>
+        <c:firstSliceAng val="0"/>
+      </c:pie3DChart>
+    </c:plotArea>
+    <c:plotVisOnly val="1"/>
+  </c:chart>
+</c:chartSpace>
+</file>
+
+<file path=word/charts/chart16.xml><?xml version="1.0" encoding="utf-8"?>
+<c:chartSpace xmlns:c="http://schemas.openxmlformats.org/drawingml/2006/chart" xmlns:a="http://schemas.openxmlformats.org/drawingml/2006/main" xmlns:r="http://schemas.openxmlformats.org/officeDocument/2006/relationships">
+  <c:chart>
+    <c:view3D>
+      <c:rotX val="25"/>
+      <c:rotY val="20"/>
+      <c:rAngAx val="0"/>
+      <c:perspective val="30"/>
+      <c:depthPercent val="100"/>
+    </c:view3D>
+    <c:plotArea>
+      <c:layout>
+        <c:manualLayout>
+          <c:layoutTarget val="inner"/>
+          <c:xMode val="edge"/>
+          <c:yMode val="edge"/>
+          <c:x val="0.2"/>
+          <c:y val="0.1"/>
+          <c:w val="0.6"/>
+          <c:h val="0.55"/>
+        </c:manualLayout>
+      </c:layout>
+      <c:pie3DChart>
+        <c:varyColors val="0"/>
+        <c:ser>
+          <c:idx val="0"/>
+          <c:order val="0"/>
+          <c:dPt>
+            <c:idx val="0"/>
+            <c:bubble3D val="0"/>
+            <c:spPr>
+              <a:solidFill>
+                <a:srgbClr val="FF0000"/>
+              </a:solidFill>
+              <a:ln>
+                <a:noFill/>
+              </a:ln>
+            </c:spPr>
+          </c:dPt>
+          <c:dPt>
+            <c:idx val="1"/>
+            <c:bubble3D val="0"/>
+            <c:spPr>
+              <a:solidFill>
+                <a:srgbClr val="0000FF"/>
+              </a:solidFill>
+              <a:ln>
+                <a:noFill/>
+              </a:ln>
+            </c:spPr>
+          </c:dPt>
+          <c:cat>
+            <c:strRef>
+              <c:f>Sheet1!$A$2:$A$3</c:f>
+              <c:strCache>
+                <c:ptCount val="2"/>
+                <c:pt idx="0">
+                  <c:v>A</c:v>
+                </c:pt>
+                <c:pt idx="1">
+                  <c:v>B</c:v>
+                </c:pt>
+              </c:strCache>
+            </c:strRef>
+          </c:cat>
+          <c:val>
+            <c:numRef>
+              <c:f>Sheet1!$B$2:$B$3</c:f>
+              <c:numCache>
+                <c:formatCode>General</c:formatCode>
+                <c:ptCount val="2"/>
+                <c:pt idx="0">
+                  <c:v>35</c:v>
+                </c:pt>
+                <c:pt idx="1">
+                  <c:v>65</c:v>
+                </c:pt>
+              </c:numCache>
+            </c:numRef>
+          </c:val>
+        </c:ser>
+        <c:firstSliceAng val="0"/>
+      </c:pie3DChart>
+    </c:plotArea>
+    <c:plotVisOnly val="1"/>
+  </c:chart>
+</c:chartSpace>
+</file>
+
+<file path=word/charts/chart17.xml><?xml version="1.0" encoding="utf-8"?>
+<c:chartSpace xmlns:c="http://schemas.openxmlformats.org/drawingml/2006/chart" xmlns:a="http://schemas.openxmlformats.org/drawingml/2006/main" xmlns:r="http://schemas.openxmlformats.org/officeDocument/2006/relationships">
+  <c:chart>
+    <c:view3D>
+      <c:rotX val="25"/>
+      <c:rotY val="20"/>
+      <c:rAngAx val="0"/>
+      <c:perspective val="30"/>
+      <c:depthPercent val="100"/>
+    </c:view3D>
+    <c:plotArea>
+      <c:layout>
+        <c:manualLayout>
+          <c:layoutTarget val="inner"/>
+          <c:xMode val="edge"/>
+          <c:yMode val="edge"/>
+          <c:x val="0.2"/>
+          <c:y val="0.1"/>
+          <c:w val="0.6"/>
+          <c:h val="0.55"/>
+        </c:manualLayout>
+      </c:layout>
+      <c:pie3DChart>
+        <c:varyColors val="0"/>
+        <c:ser>
+          <c:idx val="0"/>
+          <c:order val="0"/>
+          <c:dPt>
+            <c:idx val="0"/>
+            <c:bubble3D val="0"/>
+            <c:spPr>
+              <a:solidFill>
+                <a:srgbClr val="FF0000"/>
+              </a:solidFill>
+              <a:ln>
+                <a:noFill/>
+              </a:ln>
+            </c:spPr>
+          </c:dPt>
+          <c:dPt>
+            <c:idx val="1"/>
+            <c:bubble3D val="0"/>
+            <c:spPr>
+              <a:solidFill>
+                <a:srgbClr val="0000FF"/>
+              </a:solidFill>
+              <a:ln>
+                <a:noFill/>
+              </a:ln>
+            </c:spPr>
+          </c:dPt>
+          <c:cat>
+            <c:strRef>
+              <c:f>Sheet1!$A$2:$A$3</c:f>
+              <c:strCache>
+                <c:ptCount val="2"/>
+                <c:pt idx="0">
+                  <c:v>A</c:v>
+                </c:pt>
+                <c:pt idx="1">
+                  <c:v>B</c:v>
+                </c:pt>
+              </c:strCache>
+            </c:strRef>
+          </c:cat>
+          <c:val>
+            <c:numRef>
+              <c:f>Sheet1!$B$2:$B$3</c:f>
+              <c:numCache>
+                <c:formatCode>General</c:formatCode>
+                <c:ptCount val="2"/>
+                <c:pt idx="0">
+                  <c:v>40</c:v>
+                </c:pt>
+                <c:pt idx="1">
+                  <c:v>60</c:v>
+                </c:pt>
+              </c:numCache>
+            </c:numRef>
+          </c:val>
+        </c:ser>
+        <c:firstSliceAng val="0"/>
+      </c:pie3DChart>
+    </c:plotArea>
+    <c:plotVisOnly val="1"/>
+  </c:chart>
+</c:chartSpace>
+</file>
+
+<file path=word/charts/chart18.xml><?xml version="1.0" encoding="utf-8"?>
+<c:chartSpace xmlns:c="http://schemas.openxmlformats.org/drawingml/2006/chart" xmlns:a="http://schemas.openxmlformats.org/drawingml/2006/main" xmlns:r="http://schemas.openxmlformats.org/officeDocument/2006/relationships">
+  <c:chart>
+    <c:view3D>
+      <c:rotX val="25"/>
+      <c:rotY val="20"/>
+      <c:rAngAx val="0"/>
+      <c:perspective val="30"/>
+      <c:depthPercent val="100"/>
+    </c:view3D>
+    <c:plotArea>
+      <c:layout>
+        <c:manualLayout>
+          <c:layoutTarget val="inner"/>
+          <c:xMode val="edge"/>
+          <c:yMode val="edge"/>
+          <c:x val="0.2"/>
+          <c:y val="0.1"/>
+          <c:w val="0.6"/>
+          <c:h val="0.55"/>
+        </c:manualLayout>
+      </c:layout>
+      <c:pie3DChart>
+        <c:varyColors val="0"/>
+        <c:ser>
+          <c:idx val="0"/>
+          <c:order val="0"/>
+          <c:dPt>
+            <c:idx val="0"/>
+            <c:bubble3D val="0"/>
+            <c:spPr>
+              <a:solidFill>
+                <a:srgbClr val="FF0000"/>
+              </a:solidFill>
+              <a:ln>
+                <a:noFill/>
+              </a:ln>
+            </c:spPr>
+          </c:dPt>
+          <c:dPt>
+            <c:idx val="1"/>
+            <c:bubble3D val="0"/>
+            <c:spPr>
+              <a:solidFill>
+                <a:srgbClr val="0000FF"/>
+              </a:solidFill>
+              <a:ln>
+                <a:noFill/>
+              </a:ln>
+            </c:spPr>
+          </c:dPt>
+          <c:cat>
+            <c:strRef>
+              <c:f>Sheet1!$A$2:$A$3</c:f>
+              <c:strCache>
+                <c:ptCount val="2"/>
+                <c:pt idx="0">
+                  <c:v>A</c:v>
+                </c:pt>
+                <c:pt idx="1">
+                  <c:v>B</c:v>
+                </c:pt>
+              </c:strCache>
+            </c:strRef>
+          </c:cat>
+          <c:val>
+            <c:numRef>
+              <c:f>Sheet1!$B$2:$B$3</c:f>
+              <c:numCache>
+                <c:formatCode>General</c:formatCode>
+                <c:ptCount val="2"/>
+                <c:pt idx="0">
+                  <c:v>45</c:v>
+                </c:pt>
+                <c:pt idx="1">
+                  <c:v>55</c:v>
+                </c:pt>
+              </c:numCache>
+            </c:numRef>
+          </c:val>
+        </c:ser>
+        <c:firstSliceAng val="0"/>
+      </c:pie3DChart>
+    </c:plotArea>
+    <c:plotVisOnly val="1"/>
+  </c:chart>
+</c:chartSpace>
+</file>
+
+<file path=word/charts/chart19.xml><?xml version="1.0" encoding="utf-8"?>
+<c:chartSpace xmlns:c="http://schemas.openxmlformats.org/drawingml/2006/chart" xmlns:a="http://schemas.openxmlformats.org/drawingml/2006/main" xmlns:r="http://schemas.openxmlformats.org/officeDocument/2006/relationships">
+  <c:chart>
+    <c:view3D>
+      <c:rotX val="25"/>
+      <c:rotY val="20"/>
+      <c:rAngAx val="0"/>
+      <c:perspective val="60"/>
+      <c:depthPercent val="100"/>
+    </c:view3D>
+    <c:plotArea>
+      <c:layout>
+        <c:manualLayout>
+          <c:layoutTarget val="inner"/>
+          <c:xMode val="edge"/>
+          <c:yMode val="edge"/>
+          <c:x val="0.2"/>
+          <c:y val="0.1"/>
+          <c:w val="0.6"/>
+          <c:h val="0.55"/>
+        </c:manualLayout>
+      </c:layout>
+      <c:pie3DChart>
+        <c:varyColors val="0"/>
+        <c:ser>
+          <c:idx val="0"/>
+          <c:order val="0"/>
+          <c:dPt>
+            <c:idx val="0"/>
+            <c:bubble3D val="0"/>
+            <c:spPr>
+              <a:solidFill>
+                <a:srgbClr val="FF0000"/>
+              </a:solidFill>
+              <a:ln>
+                <a:noFill/>
+              </a:ln>
+            </c:spPr>
+          </c:dPt>
+          <c:dPt>
+            <c:idx val="1"/>
+            <c:bubble3D val="0"/>
+            <c:spPr>
+              <a:solidFill>
+                <a:srgbClr val="0000FF"/>
+              </a:solidFill>
+              <a:ln>
+                <a:noFill/>
+              </a:ln>
+            </c:spPr>
+          </c:dPt>
+          <c:cat>
+            <c:strRef>
+              <c:f>Sheet1!$A$2:$A$3</c:f>
+              <c:strCache>
+                <c:ptCount val="2"/>
+                <c:pt idx="0">
+                  <c:v>A</c:v>
+                </c:pt>
+                <c:pt idx="1">
+                  <c:v>B</c:v>
+                </c:pt>
+              </c:strCache>
+            </c:strRef>
+          </c:cat>
+          <c:val>
+            <c:numRef>
+              <c:f>Sheet1!$B$2:$B$3</c:f>
+              <c:numCache>
+                <c:formatCode>General</c:formatCode>
+                <c:ptCount val="2"/>
+                <c:pt idx="0">
+                  <c:v>5</c:v>
+                </c:pt>
+                <c:pt idx="1">
+                  <c:v>95</c:v>
+                </c:pt>
+              </c:numCache>
+            </c:numRef>
+          </c:val>
+        </c:ser>
+        <c:firstSliceAng val="0"/>
+      </c:pie3DChart>
+    </c:plotArea>
+    <c:plotVisOnly val="1"/>
+  </c:chart>
+</c:chartSpace>
+</file>
+
+<file path=word/charts/chart2.xml><?xml version="1.0" encoding="utf-8"?>
+<c:chartSpace xmlns:c="http://schemas.openxmlformats.org/drawingml/2006/chart" xmlns:a="http://schemas.openxmlformats.org/drawingml/2006/main" xmlns:r="http://schemas.openxmlformats.org/officeDocument/2006/relationships">
+  <c:chart>
+    <c:view3D>
+      <c:rotX val="25"/>
+      <c:rotY val="20"/>
+      <c:rAngAx val="0"/>
+      <c:perspective val="15"/>
+      <c:depthPercent val="100"/>
+    </c:view3D>
+    <c:plotArea>
+      <c:layout>
+        <c:manualLayout>
+          <c:layoutTarget val="inner"/>
+          <c:xMode val="edge"/>
+          <c:yMode val="edge"/>
+          <c:x val="0.2"/>
+          <c:y val="0.1"/>
+          <c:w val="0.6"/>
+          <c:h val="0.55"/>
+        </c:manualLayout>
+      </c:layout>
+      <c:pie3DChart>
+        <c:varyColors val="0"/>
+        <c:ser>
+          <c:idx val="0"/>
+          <c:order val="0"/>
+          <c:dPt>
+            <c:idx val="0"/>
+            <c:bubble3D val="0"/>
+            <c:spPr>
+              <a:solidFill>
+                <a:srgbClr val="FF0000"/>
+              </a:solidFill>
+              <a:ln>
+                <a:noFill/>
+              </a:ln>
+            </c:spPr>
+          </c:dPt>
+          <c:dPt>
+            <c:idx val="1"/>
+            <c:bubble3D val="0"/>
+            <c:spPr>
+              <a:solidFill>
+                <a:srgbClr val="0000FF"/>
+              </a:solidFill>
+              <a:ln>
+                <a:noFill/>
+              </a:ln>
+            </c:spPr>
+          </c:dPt>
+          <c:cat>
+            <c:strRef>
+              <c:f>Sheet1!$A$2:$A$3</c:f>
+              <c:strCache>
+                <c:ptCount val="2"/>
+                <c:pt idx="0">
+                  <c:v>A</c:v>
+                </c:pt>
+                <c:pt idx="1">
+                  <c:v>B</c:v>
+                </c:pt>
+              </c:strCache>
+            </c:strRef>
+          </c:cat>
+          <c:val>
+            <c:numRef>
+              <c:f>Sheet1!$B$2:$B$3</c:f>
+              <c:numCache>
+                <c:formatCode>General</c:formatCode>
+                <c:ptCount val="2"/>
+                <c:pt idx="0">
+                  <c:v>10</c:v>
+                </c:pt>
+                <c:pt idx="1">
+                  <c:v>90</c:v>
+                </c:pt>
+              </c:numCache>
+            </c:numRef>
+          </c:val>
+        </c:ser>
+        <c:firstSliceAng val="0"/>
+      </c:pie3DChart>
+    </c:plotArea>
+    <c:plotVisOnly val="1"/>
+  </c:chart>
+</c:chartSpace>
+</file>
+
+<file path=word/charts/chart20.xml><?xml version="1.0" encoding="utf-8"?>
+<c:chartSpace xmlns:c="http://schemas.openxmlformats.org/drawingml/2006/chart" xmlns:a="http://schemas.openxmlformats.org/drawingml/2006/main" xmlns:r="http://schemas.openxmlformats.org/officeDocument/2006/relationships">
+  <c:chart>
+    <c:view3D>
+      <c:rotX val="25"/>
+      <c:rotY val="20"/>
+      <c:rAngAx val="0"/>
+      <c:perspective val="60"/>
+      <c:depthPercent val="100"/>
+    </c:view3D>
+    <c:plotArea>
+      <c:layout>
+        <c:manualLayout>
+          <c:layoutTarget val="inner"/>
+          <c:xMode val="edge"/>
+          <c:yMode val="edge"/>
+          <c:x val="0.2"/>
+          <c:y val="0.1"/>
+          <c:w val="0.6"/>
+          <c:h val="0.55"/>
+        </c:manualLayout>
+      </c:layout>
+      <c:pie3DChart>
+        <c:varyColors val="0"/>
+        <c:ser>
+          <c:idx val="0"/>
+          <c:order val="0"/>
+          <c:dPt>
+            <c:idx val="0"/>
+            <c:bubble3D val="0"/>
+            <c:spPr>
+              <a:solidFill>
+                <a:srgbClr val="FF0000"/>
+              </a:solidFill>
+              <a:ln>
+                <a:noFill/>
+              </a:ln>
+            </c:spPr>
+          </c:dPt>
+          <c:dPt>
+            <c:idx val="1"/>
+            <c:bubble3D val="0"/>
+            <c:spPr>
+              <a:solidFill>
+                <a:srgbClr val="0000FF"/>
+              </a:solidFill>
+              <a:ln>
+                <a:noFill/>
+              </a:ln>
+            </c:spPr>
+          </c:dPt>
+          <c:cat>
+            <c:strRef>
+              <c:f>Sheet1!$A$2:$A$3</c:f>
+              <c:strCache>
+                <c:ptCount val="2"/>
+                <c:pt idx="0">
+                  <c:v>A</c:v>
+                </c:pt>
+                <c:pt idx="1">
+                  <c:v>B</c:v>
+                </c:pt>
+              </c:strCache>
+            </c:strRef>
+          </c:cat>
+          <c:val>
+            <c:numRef>
+              <c:f>Sheet1!$B$2:$B$3</c:f>
+              <c:numCache>
+                <c:formatCode>General</c:formatCode>
+                <c:ptCount val="2"/>
+                <c:pt idx="0">
+                  <c:v>10</c:v>
+                </c:pt>
+                <c:pt idx="1">
+                  <c:v>90</c:v>
+                </c:pt>
+              </c:numCache>
+            </c:numRef>
+          </c:val>
+        </c:ser>
+        <c:firstSliceAng val="0"/>
+      </c:pie3DChart>
+    </c:plotArea>
+    <c:plotVisOnly val="1"/>
+  </c:chart>
+</c:chartSpace>
+</file>
+
+<file path=word/charts/chart21.xml><?xml version="1.0" encoding="utf-8"?>
+<c:chartSpace xmlns:c="http://schemas.openxmlformats.org/drawingml/2006/chart" xmlns:a="http://schemas.openxmlformats.org/drawingml/2006/main" xmlns:r="http://schemas.openxmlformats.org/officeDocument/2006/relationships">
+  <c:chart>
+    <c:view3D>
+      <c:rotX val="25"/>
+      <c:rotY val="20"/>
+      <c:rAngAx val="0"/>
+      <c:perspective val="60"/>
+      <c:depthPercent val="100"/>
+    </c:view3D>
+    <c:plotArea>
+      <c:layout>
+        <c:manualLayout>
+          <c:layoutTarget val="inner"/>
+          <c:xMode val="edge"/>
+          <c:yMode val="edge"/>
+          <c:x val="0.2"/>
+          <c:y val="0.1"/>
+          <c:w val="0.6"/>
+          <c:h val="0.55"/>
+        </c:manualLayout>
+      </c:layout>
+      <c:pie3DChart>
+        <c:varyColors val="0"/>
+        <c:ser>
+          <c:idx val="0"/>
+          <c:order val="0"/>
+          <c:dPt>
+            <c:idx val="0"/>
+            <c:bubble3D val="0"/>
+            <c:spPr>
+              <a:solidFill>
+                <a:srgbClr val="FF0000"/>
+              </a:solidFill>
+              <a:ln>
+                <a:noFill/>
+              </a:ln>
+            </c:spPr>
+          </c:dPt>
+          <c:dPt>
+            <c:idx val="1"/>
+            <c:bubble3D val="0"/>
+            <c:spPr>
+              <a:solidFill>
+                <a:srgbClr val="0000FF"/>
+              </a:solidFill>
+              <a:ln>
+                <a:noFill/>
+              </a:ln>
+            </c:spPr>
+          </c:dPt>
+          <c:cat>
+            <c:strRef>
+              <c:f>Sheet1!$A$2:$A$3</c:f>
+              <c:strCache>
+                <c:ptCount val="2"/>
+                <c:pt idx="0">
+                  <c:v>A</c:v>
+                </c:pt>
+                <c:pt idx="1">
+                  <c:v>B</c:v>
+                </c:pt>
+              </c:strCache>
+            </c:strRef>
+          </c:cat>
+          <c:val>
+            <c:numRef>
+              <c:f>Sheet1!$B$2:$B$3</c:f>
+              <c:numCache>
+                <c:formatCode>General</c:formatCode>
+                <c:ptCount val="2"/>
+                <c:pt idx="0">
+                  <c:v>15</c:v>
+                </c:pt>
+                <c:pt idx="1">
+                  <c:v>85</c:v>
+                </c:pt>
+              </c:numCache>
+            </c:numRef>
+          </c:val>
+        </c:ser>
+        <c:firstSliceAng val="0"/>
+      </c:pie3DChart>
+    </c:plotArea>
+    <c:plotVisOnly val="1"/>
+  </c:chart>
+</c:chartSpace>
+</file>
+
+<file path=word/charts/chart22.xml><?xml version="1.0" encoding="utf-8"?>
+<c:chartSpace xmlns:c="http://schemas.openxmlformats.org/drawingml/2006/chart" xmlns:a="http://schemas.openxmlformats.org/drawingml/2006/main" xmlns:r="http://schemas.openxmlformats.org/officeDocument/2006/relationships">
+  <c:chart>
+    <c:view3D>
+      <c:rotX val="25"/>
+      <c:rotY val="20"/>
+      <c:rAngAx val="0"/>
+      <c:perspective val="60"/>
+      <c:depthPercent val="100"/>
+    </c:view3D>
+    <c:plotArea>
+      <c:layout>
+        <c:manualLayout>
+          <c:layoutTarget val="inner"/>
+          <c:xMode val="edge"/>
+          <c:yMode val="edge"/>
+          <c:x val="0.2"/>
+          <c:y val="0.1"/>
+          <c:w val="0.6"/>
+          <c:h val="0.55"/>
+        </c:manualLayout>
+      </c:layout>
+      <c:pie3DChart>
+        <c:varyColors val="0"/>
+        <c:ser>
+          <c:idx val="0"/>
+          <c:order val="0"/>
+          <c:dPt>
+            <c:idx val="0"/>
+            <c:bubble3D val="0"/>
+            <c:spPr>
+              <a:solidFill>
+                <a:srgbClr val="FF0000"/>
+              </a:solidFill>
+              <a:ln>
+                <a:noFill/>
+              </a:ln>
+            </c:spPr>
+          </c:dPt>
+          <c:dPt>
+            <c:idx val="1"/>
+            <c:bubble3D val="0"/>
+            <c:spPr>
+              <a:solidFill>
+                <a:srgbClr val="0000FF"/>
+              </a:solidFill>
+              <a:ln>
+                <a:noFill/>
+              </a:ln>
+            </c:spPr>
+          </c:dPt>
+          <c:cat>
+            <c:strRef>
+              <c:f>Sheet1!$A$2:$A$3</c:f>
+              <c:strCache>
+                <c:ptCount val="2"/>
+                <c:pt idx="0">
+                  <c:v>A</c:v>
+                </c:pt>
+                <c:pt idx="1">
+                  <c:v>B</c:v>
+                </c:pt>
+              </c:strCache>
+            </c:strRef>
+          </c:cat>
+          <c:val>
+            <c:numRef>
+              <c:f>Sheet1!$B$2:$B$3</c:f>
+              <c:numCache>
+                <c:formatCode>General</c:formatCode>
+                <c:ptCount val="2"/>
+                <c:pt idx="0">
+                  <c:v>20</c:v>
+                </c:pt>
+                <c:pt idx="1">
+                  <c:v>80</c:v>
+                </c:pt>
+              </c:numCache>
+            </c:numRef>
+          </c:val>
+        </c:ser>
+        <c:firstSliceAng val="0"/>
+      </c:pie3DChart>
+    </c:plotArea>
+    <c:plotVisOnly val="1"/>
+  </c:chart>
+</c:chartSpace>
+</file>
+
+<file path=word/charts/chart23.xml><?xml version="1.0" encoding="utf-8"?>
+<c:chartSpace xmlns:c="http://schemas.openxmlformats.org/drawingml/2006/chart" xmlns:a="http://schemas.openxmlformats.org/drawingml/2006/main" xmlns:r="http://schemas.openxmlformats.org/officeDocument/2006/relationships">
+  <c:chart>
+    <c:view3D>
+      <c:rotX val="25"/>
+      <c:rotY val="20"/>
+      <c:rAngAx val="0"/>
+      <c:perspective val="60"/>
+      <c:depthPercent val="100"/>
+    </c:view3D>
+    <c:plotArea>
+      <c:layout>
+        <c:manualLayout>
+          <c:layoutTarget val="inner"/>
+          <c:xMode val="edge"/>
+          <c:yMode val="edge"/>
+          <c:x val="0.2"/>
+          <c:y val="0.1"/>
+          <c:w val="0.6"/>
+          <c:h val="0.55"/>
+        </c:manualLayout>
+      </c:layout>
+      <c:pie3DChart>
+        <c:varyColors val="0"/>
+        <c:ser>
+          <c:idx val="0"/>
+          <c:order val="0"/>
+          <c:dPt>
+            <c:idx val="0"/>
+            <c:bubble3D val="0"/>
+            <c:spPr>
+              <a:solidFill>
+                <a:srgbClr val="FF0000"/>
+              </a:solidFill>
+              <a:ln>
+                <a:noFill/>
+              </a:ln>
+            </c:spPr>
+          </c:dPt>
+          <c:dPt>
+            <c:idx val="1"/>
+            <c:bubble3D val="0"/>
+            <c:spPr>
+              <a:solidFill>
+                <a:srgbClr val="0000FF"/>
+              </a:solidFill>
+              <a:ln>
+                <a:noFill/>
+              </a:ln>
+            </c:spPr>
+          </c:dPt>
+          <c:cat>
+            <c:strRef>
+              <c:f>Sheet1!$A$2:$A$3</c:f>
+              <c:strCache>
+                <c:ptCount val="2"/>
+                <c:pt idx="0">
+                  <c:v>A</c:v>
+                </c:pt>
+                <c:pt idx="1">
+                  <c:v>B</c:v>
+                </c:pt>
+              </c:strCache>
+            </c:strRef>
+          </c:cat>
+          <c:val>
+            <c:numRef>
+              <c:f>Sheet1!$B$2:$B$3</c:f>
+              <c:numCache>
+                <c:formatCode>General</c:formatCode>
+                <c:ptCount val="2"/>
+                <c:pt idx="0">
+                  <c:v>25</c:v>
+                </c:pt>
+                <c:pt idx="1">
+                  <c:v>75</c:v>
+                </c:pt>
+              </c:numCache>
+            </c:numRef>
+          </c:val>
+        </c:ser>
+        <c:firstSliceAng val="0"/>
+      </c:pie3DChart>
+    </c:plotArea>
+    <c:plotVisOnly val="1"/>
+  </c:chart>
+</c:chartSpace>
+</file>
+
+<file path=word/charts/chart24.xml><?xml version="1.0" encoding="utf-8"?>
+<c:chartSpace xmlns:c="http://schemas.openxmlformats.org/drawingml/2006/chart" xmlns:a="http://schemas.openxmlformats.org/drawingml/2006/main" xmlns:r="http://schemas.openxmlformats.org/officeDocument/2006/relationships">
+  <c:chart>
+    <c:view3D>
+      <c:rotX val="25"/>
+      <c:rotY val="20"/>
+      <c:rAngAx val="0"/>
+      <c:perspective val="60"/>
+      <c:depthPercent val="100"/>
+    </c:view3D>
+    <c:plotArea>
+      <c:layout>
+        <c:manualLayout>
+          <c:layoutTarget val="inner"/>
+          <c:xMode val="edge"/>
+          <c:yMode val="edge"/>
+          <c:x val="0.2"/>
+          <c:y val="0.1"/>
+          <c:w val="0.6"/>
+          <c:h val="0.55"/>
+        </c:manualLayout>
+      </c:layout>
+      <c:pie3DChart>
+        <c:varyColors val="0"/>
+        <c:ser>
+          <c:idx val="0"/>
+          <c:order val="0"/>
+          <c:dPt>
+            <c:idx val="0"/>
+            <c:bubble3D val="0"/>
+            <c:spPr>
+              <a:solidFill>
+                <a:srgbClr val="FF0000"/>
+              </a:solidFill>
+              <a:ln>
+                <a:noFill/>
+              </a:ln>
+            </c:spPr>
+          </c:dPt>
+          <c:dPt>
+            <c:idx val="1"/>
+            <c:bubble3D val="0"/>
+            <c:spPr>
+              <a:solidFill>
+                <a:srgbClr val="0000FF"/>
+              </a:solidFill>
+              <a:ln>
+                <a:noFill/>
+              </a:ln>
+            </c:spPr>
+          </c:dPt>
+          <c:cat>
+            <c:strRef>
+              <c:f>Sheet1!$A$2:$A$3</c:f>
+              <c:strCache>
+                <c:ptCount val="2"/>
+                <c:pt idx="0">
+                  <c:v>A</c:v>
+                </c:pt>
+                <c:pt idx="1">
+                  <c:v>B</c:v>
+                </c:pt>
+              </c:strCache>
+            </c:strRef>
+          </c:cat>
+          <c:val>
+            <c:numRef>
+              <c:f>Sheet1!$B$2:$B$3</c:f>
+              <c:numCache>
+                <c:formatCode>General</c:formatCode>
+                <c:ptCount val="2"/>
+                <c:pt idx="0">
+                  <c:v>30</c:v>
+                </c:pt>
+                <c:pt idx="1">
+                  <c:v>70</c:v>
+                </c:pt>
+              </c:numCache>
+            </c:numRef>
+          </c:val>
+        </c:ser>
+        <c:firstSliceAng val="0"/>
+      </c:pie3DChart>
+    </c:plotArea>
+    <c:plotVisOnly val="1"/>
+  </c:chart>
+</c:chartSpace>
+</file>
+
+<file path=word/charts/chart25.xml><?xml version="1.0" encoding="utf-8"?>
+<c:chartSpace xmlns:c="http://schemas.openxmlformats.org/drawingml/2006/chart" xmlns:a="http://schemas.openxmlformats.org/drawingml/2006/main" xmlns:r="http://schemas.openxmlformats.org/officeDocument/2006/relationships">
+  <c:chart>
+    <c:view3D>
+      <c:rotX val="25"/>
+      <c:rotY val="20"/>
+      <c:rAngAx val="0"/>
+      <c:perspective val="60"/>
+      <c:depthPercent val="100"/>
+    </c:view3D>
+    <c:plotArea>
+      <c:layout>
+        <c:manualLayout>
+          <c:layoutTarget val="inner"/>
+          <c:xMode val="edge"/>
+          <c:yMode val="edge"/>
+          <c:x val="0.2"/>
+          <c:y val="0.1"/>
+          <c:w val="0.6"/>
+          <c:h val="0.55"/>
+        </c:manualLayout>
+      </c:layout>
+      <c:pie3DChart>
+        <c:varyColors val="0"/>
+        <c:ser>
+          <c:idx val="0"/>
+          <c:order val="0"/>
+          <c:dPt>
+            <c:idx val="0"/>
+            <c:bubble3D val="0"/>
+            <c:spPr>
+              <a:solidFill>
+                <a:srgbClr val="FF0000"/>
+              </a:solidFill>
+              <a:ln>
+                <a:noFill/>
+              </a:ln>
+            </c:spPr>
+          </c:dPt>
+          <c:dPt>
+            <c:idx val="1"/>
+            <c:bubble3D val="0"/>
+            <c:spPr>
+              <a:solidFill>
+                <a:srgbClr val="0000FF"/>
+              </a:solidFill>
+              <a:ln>
+                <a:noFill/>
+              </a:ln>
+            </c:spPr>
+          </c:dPt>
+          <c:cat>
+            <c:strRef>
+              <c:f>Sheet1!$A$2:$A$3</c:f>
+              <c:strCache>
+                <c:ptCount val="2"/>
+                <c:pt idx="0">
+                  <c:v>A</c:v>
+                </c:pt>
+                <c:pt idx="1">
+                  <c:v>B</c:v>
+                </c:pt>
+              </c:strCache>
+            </c:strRef>
+          </c:cat>
+          <c:val>
+            <c:numRef>
+              <c:f>Sheet1!$B$2:$B$3</c:f>
+              <c:numCache>
+                <c:formatCode>General</c:formatCode>
+                <c:ptCount val="2"/>
+                <c:pt idx="0">
+                  <c:v>35</c:v>
+                </c:pt>
+                <c:pt idx="1">
+                  <c:v>65</c:v>
+                </c:pt>
+              </c:numCache>
+            </c:numRef>
+          </c:val>
+        </c:ser>
+        <c:firstSliceAng val="0"/>
+      </c:pie3DChart>
+    </c:plotArea>
+    <c:plotVisOnly val="1"/>
+  </c:chart>
+</c:chartSpace>
+</file>
+
+<file path=word/charts/chart26.xml><?xml version="1.0" encoding="utf-8"?>
+<c:chartSpace xmlns:c="http://schemas.openxmlformats.org/drawingml/2006/chart" xmlns:a="http://schemas.openxmlformats.org/drawingml/2006/main" xmlns:r="http://schemas.openxmlformats.org/officeDocument/2006/relationships">
+  <c:chart>
+    <c:view3D>
+      <c:rotX val="25"/>
+      <c:rotY val="20"/>
+      <c:rAngAx val="0"/>
+      <c:perspective val="60"/>
+      <c:depthPercent val="100"/>
+    </c:view3D>
+    <c:plotArea>
+      <c:layout>
+        <c:manualLayout>
+          <c:layoutTarget val="inner"/>
+          <c:xMode val="edge"/>
+          <c:yMode val="edge"/>
+          <c:x val="0.2"/>
+          <c:y val="0.1"/>
+          <c:w val="0.6"/>
+          <c:h val="0.55"/>
+        </c:manualLayout>
+      </c:layout>
+      <c:pie3DChart>
+        <c:varyColors val="0"/>
+        <c:ser>
+          <c:idx val="0"/>
+          <c:order val="0"/>
+          <c:dPt>
+            <c:idx val="0"/>
+            <c:bubble3D val="0"/>
+            <c:spPr>
+              <a:solidFill>
+                <a:srgbClr val="FF0000"/>
+              </a:solidFill>
+              <a:ln>
+                <a:noFill/>
+              </a:ln>
+            </c:spPr>
+          </c:dPt>
+          <c:dPt>
+            <c:idx val="1"/>
+            <c:bubble3D val="0"/>
+            <c:spPr>
+              <a:solidFill>
+                <a:srgbClr val="0000FF"/>
+              </a:solidFill>
+              <a:ln>
+                <a:noFill/>
+              </a:ln>
+            </c:spPr>
+          </c:dPt>
+          <c:cat>
+            <c:strRef>
+              <c:f>Sheet1!$A$2:$A$3</c:f>
+              <c:strCache>
+                <c:ptCount val="2"/>
+                <c:pt idx="0">
+                  <c:v>A</c:v>
+                </c:pt>
+                <c:pt idx="1">
+                  <c:v>B</c:v>
+                </c:pt>
+              </c:strCache>
+            </c:strRef>
+          </c:cat>
+          <c:val>
+            <c:numRef>
+              <c:f>Sheet1!$B$2:$B$3</c:f>
+              <c:numCache>
+                <c:formatCode>General</c:formatCode>
+                <c:ptCount val="2"/>
+                <c:pt idx="0">
+                  <c:v>40</c:v>
+                </c:pt>
+                <c:pt idx="1">
+                  <c:v>60</c:v>
+                </c:pt>
+              </c:numCache>
+            </c:numRef>
+          </c:val>
+        </c:ser>
+        <c:firstSliceAng val="0"/>
+      </c:pie3DChart>
+    </c:plotArea>
+    <c:plotVisOnly val="1"/>
+  </c:chart>
+</c:chartSpace>
+</file>
+
+<file path=word/charts/chart27.xml><?xml version="1.0" encoding="utf-8"?>
+<c:chartSpace xmlns:c="http://schemas.openxmlformats.org/drawingml/2006/chart" xmlns:a="http://schemas.openxmlformats.org/drawingml/2006/main" xmlns:r="http://schemas.openxmlformats.org/officeDocument/2006/relationships">
+  <c:chart>
+    <c:view3D>
+      <c:rotX val="25"/>
+      <c:rotY val="20"/>
+      <c:rAngAx val="0"/>
+      <c:perspective val="60"/>
+      <c:depthPercent val="100"/>
+    </c:view3D>
+    <c:plotArea>
+      <c:layout>
+        <c:manualLayout>
+          <c:layoutTarget val="inner"/>
+          <c:xMode val="edge"/>
+          <c:yMode val="edge"/>
+          <c:x val="0.2"/>
+          <c:y val="0.1"/>
+          <c:w val="0.6"/>
+          <c:h val="0.55"/>
+        </c:manualLayout>
+      </c:layout>
+      <c:pie3DChart>
+        <c:varyColors val="0"/>
+        <c:ser>
+          <c:idx val="0"/>
+          <c:order val="0"/>
+          <c:dPt>
+            <c:idx val="0"/>
+            <c:bubble3D val="0"/>
+            <c:spPr>
+              <a:solidFill>
+                <a:srgbClr val="FF0000"/>
+              </a:solidFill>
+              <a:ln>
+                <a:noFill/>
+              </a:ln>
+            </c:spPr>
+          </c:dPt>
+          <c:dPt>
+            <c:idx val="1"/>
+            <c:bubble3D val="0"/>
+            <c:spPr>
+              <a:solidFill>
+                <a:srgbClr val="0000FF"/>
+              </a:solidFill>
+              <a:ln>
+                <a:noFill/>
+              </a:ln>
+            </c:spPr>
+          </c:dPt>
+          <c:cat>
+            <c:strRef>
+              <c:f>Sheet1!$A$2:$A$3</c:f>
+              <c:strCache>
+                <c:ptCount val="2"/>
+                <c:pt idx="0">
+                  <c:v>A</c:v>
+                </c:pt>
+                <c:pt idx="1">
+                  <c:v>B</c:v>
+                </c:pt>
+              </c:strCache>
+            </c:strRef>
+          </c:cat>
+          <c:val>
+            <c:numRef>
+              <c:f>Sheet1!$B$2:$B$3</c:f>
+              <c:numCache>
+                <c:formatCode>General</c:formatCode>
+                <c:ptCount val="2"/>
+                <c:pt idx="0">
+                  <c:v>45</c:v>
+                </c:pt>
+                <c:pt idx="1">
+                  <c:v>55</c:v>
+                </c:pt>
+              </c:numCache>
+            </c:numRef>
+          </c:val>
+        </c:ser>
+        <c:firstSliceAng val="0"/>
+      </c:pie3DChart>
+    </c:plotArea>
+    <c:plotVisOnly val="1"/>
+  </c:chart>
+</c:chartSpace>
+</file>
+
+<file path=word/charts/chart28.xml><?xml version="1.0" encoding="utf-8"?>
+<c:chartSpace xmlns:c="http://schemas.openxmlformats.org/drawingml/2006/chart" xmlns:a="http://schemas.openxmlformats.org/drawingml/2006/main" xmlns:r="http://schemas.openxmlformats.org/officeDocument/2006/relationships">
+  <c:chart>
+    <c:view3D>
+      <c:rotX val="15"/>
+      <c:rotY val="20"/>
+      <c:rAngAx val="0"/>
+      <c:perspective val="30"/>
+      <c:depthPercent val="100"/>
+    </c:view3D>
+    <c:plotArea>
+      <c:layout>
+        <c:manualLayout>
+          <c:layoutTarget val="inner"/>
+          <c:xMode val="edge"/>
+          <c:yMode val="edge"/>
+          <c:x val="0.2"/>
+          <c:y val="0.1"/>
+          <c:w val="0.6"/>
+          <c:h val="0.55"/>
+        </c:manualLayout>
+      </c:layout>
+      <c:pie3DChart>
+        <c:varyColors val="0"/>
+        <c:ser>
+          <c:idx val="0"/>
+          <c:order val="0"/>
+          <c:dPt>
+            <c:idx val="0"/>
+            <c:bubble3D val="0"/>
+            <c:spPr>
+              <a:solidFill>
+                <a:srgbClr val="FF0000"/>
+              </a:solidFill>
+              <a:ln>
+                <a:noFill/>
+              </a:ln>
+            </c:spPr>
+          </c:dPt>
+          <c:dPt>
+            <c:idx val="1"/>
+            <c:bubble3D val="0"/>
+            <c:spPr>
+              <a:solidFill>
+                <a:srgbClr val="0000FF"/>
+              </a:solidFill>
+              <a:ln>
+                <a:noFill/>
+              </a:ln>
+            </c:spPr>
+          </c:dPt>
+          <c:cat>
+            <c:strRef>
+              <c:f>Sheet1!$A$2:$A$3</c:f>
+              <c:strCache>
+                <c:ptCount val="2"/>
+                <c:pt idx="0">
+                  <c:v>A</c:v>
+                </c:pt>
+                <c:pt idx="1">
+                  <c:v>B</c:v>
+                </c:pt>
+              </c:strCache>
+            </c:strRef>
+          </c:cat>
+          <c:val>
+            <c:numRef>
+              <c:f>Sheet1!$B$2:$B$3</c:f>
+              <c:numCache>
+                <c:formatCode>General</c:formatCode>
+                <c:ptCount val="2"/>
+                <c:pt idx="0">
+                  <c:v>10</c:v>
+                </c:pt>
+                <c:pt idx="1">
+                  <c:v>90</c:v>
+                </c:pt>
+              </c:numCache>
+            </c:numRef>
+          </c:val>
+        </c:ser>
+        <c:firstSliceAng val="0"/>
+      </c:pie3DChart>
+    </c:plotArea>
+    <c:plotVisOnly val="1"/>
+  </c:chart>
+</c:chartSpace>
+</file>
+
+<file path=word/charts/chart29.xml><?xml version="1.0" encoding="utf-8"?>
+<c:chartSpace xmlns:c="http://schemas.openxmlformats.org/drawingml/2006/chart" xmlns:a="http://schemas.openxmlformats.org/drawingml/2006/main" xmlns:r="http://schemas.openxmlformats.org/officeDocument/2006/relationships">
+  <c:chart>
+    <c:view3D>
+      <c:rotX val="15"/>
+      <c:rotY val="20"/>
+      <c:rAngAx val="0"/>
+      <c:perspective val="30"/>
+      <c:depthPercent val="100"/>
+    </c:view3D>
+    <c:plotArea>
+      <c:layout>
+        <c:manualLayout>
+          <c:layoutTarget val="inner"/>
+          <c:xMode val="edge"/>
+          <c:yMode val="edge"/>
+          <c:x val="0.2"/>
+          <c:y val="0.1"/>
+          <c:w val="0.6"/>
+          <c:h val="0.55"/>
+        </c:manualLayout>
+      </c:layout>
+      <c:pie3DChart>
+        <c:varyColors val="0"/>
+        <c:ser>
+          <c:idx val="0"/>
+          <c:order val="0"/>
+          <c:dPt>
+            <c:idx val="0"/>
+            <c:bubble3D val="0"/>
+            <c:spPr>
+              <a:solidFill>
+                <a:srgbClr val="FF0000"/>
+              </a:solidFill>
+              <a:ln>
+                <a:noFill/>
+              </a:ln>
+            </c:spPr>
+          </c:dPt>
+          <c:dPt>
+            <c:idx val="1"/>
+            <c:bubble3D val="0"/>
+            <c:spPr>
+              <a:solidFill>
+                <a:srgbClr val="0000FF"/>
+              </a:solidFill>
+              <a:ln>
+                <a:noFill/>
+              </a:ln>
+            </c:spPr>
+          </c:dPt>
+          <c:cat>
+            <c:strRef>
+              <c:f>Sheet1!$A$2:$A$3</c:f>
+              <c:strCache>
+                <c:ptCount val="2"/>
+                <c:pt idx="0">
+                  <c:v>A</c:v>
+                </c:pt>
+                <c:pt idx="1">
+                  <c:v>B</c:v>
+                </c:pt>
+              </c:strCache>
+            </c:strRef>
+          </c:cat>
+          <c:val>
+            <c:numRef>
+              <c:f>Sheet1!$B$2:$B$3</c:f>
+              <c:numCache>
+                <c:formatCode>General</c:formatCode>
+                <c:ptCount val="2"/>
+                <c:pt idx="0">
+                  <c:v>20</c:v>
+                </c:pt>
+                <c:pt idx="1">
+                  <c:v>80</c:v>
+                </c:pt>
+              </c:numCache>
+            </c:numRef>
+          </c:val>
+        </c:ser>
+        <c:firstSliceAng val="0"/>
+      </c:pie3DChart>
+    </c:plotArea>
+    <c:plotVisOnly val="1"/>
+  </c:chart>
+</c:chartSpace>
+</file>
+
+<file path=word/charts/chart3.xml><?xml version="1.0" encoding="utf-8"?>
+<c:chartSpace xmlns:c="http://schemas.openxmlformats.org/drawingml/2006/chart" xmlns:a="http://schemas.openxmlformats.org/drawingml/2006/main" xmlns:r="http://schemas.openxmlformats.org/officeDocument/2006/relationships">
+  <c:chart>
+    <c:view3D>
+      <c:rotX val="25"/>
+      <c:rotY val="20"/>
+      <c:rAngAx val="0"/>
+      <c:perspective val="15"/>
+      <c:depthPercent val="100"/>
+    </c:view3D>
+    <c:plotArea>
+      <c:layout>
+        <c:manualLayout>
+          <c:layoutTarget val="inner"/>
+          <c:xMode val="edge"/>
+          <c:yMode val="edge"/>
+          <c:x val="0.2"/>
+          <c:y val="0.1"/>
+          <c:w val="0.6"/>
+          <c:h val="0.55"/>
+        </c:manualLayout>
+      </c:layout>
+      <c:pie3DChart>
+        <c:varyColors val="0"/>
+        <c:ser>
+          <c:idx val="0"/>
+          <c:order val="0"/>
+          <c:dPt>
+            <c:idx val="0"/>
+            <c:bubble3D val="0"/>
+            <c:spPr>
+              <a:solidFill>
+                <a:srgbClr val="FF0000"/>
+              </a:solidFill>
+              <a:ln>
+                <a:noFill/>
+              </a:ln>
+            </c:spPr>
+          </c:dPt>
+          <c:dPt>
+            <c:idx val="1"/>
+            <c:bubble3D val="0"/>
+            <c:spPr>
+              <a:solidFill>
+                <a:srgbClr val="0000FF"/>
+              </a:solidFill>
+              <a:ln>
+                <a:noFill/>
+              </a:ln>
+            </c:spPr>
+          </c:dPt>
+          <c:cat>
+            <c:strRef>
+              <c:f>Sheet1!$A$2:$A$3</c:f>
+              <c:strCache>
+                <c:ptCount val="2"/>
+                <c:pt idx="0">
+                  <c:v>A</c:v>
+                </c:pt>
+                <c:pt idx="1">
+                  <c:v>B</c:v>
+                </c:pt>
+              </c:strCache>
+            </c:strRef>
+          </c:cat>
+          <c:val>
+            <c:numRef>
+              <c:f>Sheet1!$B$2:$B$3</c:f>
+              <c:numCache>
+                <c:formatCode>General</c:formatCode>
+                <c:ptCount val="2"/>
+                <c:pt idx="0">
+                  <c:v>15</c:v>
+                </c:pt>
+                <c:pt idx="1">
+                  <c:v>85</c:v>
+                </c:pt>
+              </c:numCache>
+            </c:numRef>
+          </c:val>
+        </c:ser>
+        <c:firstSliceAng val="0"/>
+      </c:pie3DChart>
+    </c:plotArea>
+    <c:plotVisOnly val="1"/>
+  </c:chart>
+</c:chartSpace>
+</file>
+
+<file path=word/charts/chart30.xml><?xml version="1.0" encoding="utf-8"?>
+<c:chartSpace xmlns:c="http://schemas.openxmlformats.org/drawingml/2006/chart" xmlns:a="http://schemas.openxmlformats.org/drawingml/2006/main" xmlns:r="http://schemas.openxmlformats.org/officeDocument/2006/relationships">
+  <c:chart>
+    <c:view3D>
+      <c:rotX val="15"/>
+      <c:rotY val="20"/>
+      <c:rAngAx val="0"/>
+      <c:perspective val="30"/>
+      <c:depthPercent val="100"/>
+    </c:view3D>
+    <c:plotArea>
+      <c:layout>
+        <c:manualLayout>
+          <c:layoutTarget val="inner"/>
+          <c:xMode val="edge"/>
+          <c:yMode val="edge"/>
+          <c:x val="0.2"/>
+          <c:y val="0.1"/>
+          <c:w val="0.6"/>
+          <c:h val="0.55"/>
+        </c:manualLayout>
+      </c:layout>
+      <c:pie3DChart>
+        <c:varyColors val="0"/>
+        <c:ser>
+          <c:idx val="0"/>
+          <c:order val="0"/>
+          <c:dPt>
+            <c:idx val="0"/>
+            <c:bubble3D val="0"/>
+            <c:spPr>
+              <a:solidFill>
+                <a:srgbClr val="FF0000"/>
+              </a:solidFill>
+              <a:ln>
+                <a:noFill/>
+              </a:ln>
+            </c:spPr>
+          </c:dPt>
+          <c:dPt>
+            <c:idx val="1"/>
+            <c:bubble3D val="0"/>
+            <c:spPr>
+              <a:solidFill>
+                <a:srgbClr val="0000FF"/>
+              </a:solidFill>
+              <a:ln>
+                <a:noFill/>
+              </a:ln>
+            </c:spPr>
+          </c:dPt>
+          <c:cat>
+            <c:strRef>
+              <c:f>Sheet1!$A$2:$A$3</c:f>
+              <c:strCache>
+                <c:ptCount val="2"/>
+                <c:pt idx="0">
+                  <c:v>A</c:v>
+                </c:pt>
+                <c:pt idx="1">
+                  <c:v>B</c:v>
+                </c:pt>
+              </c:strCache>
+            </c:strRef>
+          </c:cat>
+          <c:val>
+            <c:numRef>
+              <c:f>Sheet1!$B$2:$B$3</c:f>
+              <c:numCache>
+                <c:formatCode>General</c:formatCode>
+                <c:ptCount val="2"/>
+                <c:pt idx="0">
+                  <c:v>30</c:v>
+                </c:pt>
+                <c:pt idx="1">
+                  <c:v>70</c:v>
+                </c:pt>
+              </c:numCache>
+            </c:numRef>
+          </c:val>
+        </c:ser>
+        <c:firstSliceAng val="0"/>
+      </c:pie3DChart>
+    </c:plotArea>
+    <c:plotVisOnly val="1"/>
+  </c:chart>
+</c:chartSpace>
+</file>
+
+<file path=word/charts/chart31.xml><?xml version="1.0" encoding="utf-8"?>
+<c:chartSpace xmlns:c="http://schemas.openxmlformats.org/drawingml/2006/chart" xmlns:a="http://schemas.openxmlformats.org/drawingml/2006/main" xmlns:r="http://schemas.openxmlformats.org/officeDocument/2006/relationships">
+  <c:chart>
+    <c:view3D>
+      <c:rotX val="15"/>
+      <c:rotY val="20"/>
+      <c:rAngAx val="0"/>
+      <c:perspective val="30"/>
+      <c:depthPercent val="100"/>
+    </c:view3D>
+    <c:plotArea>
+      <c:layout>
+        <c:manualLayout>
+          <c:layoutTarget val="inner"/>
+          <c:xMode val="edge"/>
+          <c:yMode val="edge"/>
+          <c:x val="0.2"/>
+          <c:y val="0.1"/>
+          <c:w val="0.6"/>
+          <c:h val="0.55"/>
+        </c:manualLayout>
+      </c:layout>
+      <c:pie3DChart>
+        <c:varyColors val="0"/>
+        <c:ser>
+          <c:idx val="0"/>
+          <c:order val="0"/>
+          <c:dPt>
+            <c:idx val="0"/>
+            <c:bubble3D val="0"/>
+            <c:spPr>
+              <a:solidFill>
+                <a:srgbClr val="FF0000"/>
+              </a:solidFill>
+              <a:ln>
+                <a:noFill/>
+              </a:ln>
+            </c:spPr>
+          </c:dPt>
+          <c:dPt>
+            <c:idx val="1"/>
+            <c:bubble3D val="0"/>
+            <c:spPr>
+              <a:solidFill>
+                <a:srgbClr val="0000FF"/>
+              </a:solidFill>
+              <a:ln>
+                <a:noFill/>
+              </a:ln>
+            </c:spPr>
+          </c:dPt>
+          <c:cat>
+            <c:strRef>
+              <c:f>Sheet1!$A$2:$A$3</c:f>
+              <c:strCache>
+                <c:ptCount val="2"/>
+                <c:pt idx="0">
+                  <c:v>A</c:v>
+                </c:pt>
+                <c:pt idx="1">
+                  <c:v>B</c:v>
+                </c:pt>
+              </c:strCache>
+            </c:strRef>
+          </c:cat>
+          <c:val>
+            <c:numRef>
+              <c:f>Sheet1!$B$2:$B$3</c:f>
+              <c:numCache>
+                <c:formatCode>General</c:formatCode>
+                <c:ptCount val="2"/>
+                <c:pt idx="0">
+                  <c:v>40</c:v>
+                </c:pt>
+                <c:pt idx="1">
+                  <c:v>60</c:v>
+                </c:pt>
+              </c:numCache>
+            </c:numRef>
+          </c:val>
+        </c:ser>
+        <c:firstSliceAng val="0"/>
+      </c:pie3DChart>
+    </c:plotArea>
+    <c:plotVisOnly val="1"/>
+  </c:chart>
+</c:chartSpace>
+</file>
+
+<file path=word/charts/chart32.xml><?xml version="1.0" encoding="utf-8"?>
+<c:chartSpace xmlns:c="http://schemas.openxmlformats.org/drawingml/2006/chart" xmlns:a="http://schemas.openxmlformats.org/drawingml/2006/main" xmlns:r="http://schemas.openxmlformats.org/officeDocument/2006/relationships">
+  <c:chart>
+    <c:view3D>
+      <c:rotX val="40"/>
+      <c:rotY val="20"/>
+      <c:rAngAx val="0"/>
+      <c:perspective val="30"/>
+      <c:depthPercent val="100"/>
+    </c:view3D>
+    <c:plotArea>
+      <c:layout>
+        <c:manualLayout>
+          <c:layoutTarget val="inner"/>
+          <c:xMode val="edge"/>
+          <c:yMode val="edge"/>
+          <c:x val="0.2"/>
+          <c:y val="0.1"/>
+          <c:w val="0.6"/>
+          <c:h val="0.55"/>
+        </c:manualLayout>
+      </c:layout>
+      <c:pie3DChart>
+        <c:varyColors val="0"/>
+        <c:ser>
+          <c:idx val="0"/>
+          <c:order val="0"/>
+          <c:dPt>
+            <c:idx val="0"/>
+            <c:bubble3D val="0"/>
+            <c:spPr>
+              <a:solidFill>
+                <a:srgbClr val="FF0000"/>
+              </a:solidFill>
+              <a:ln>
+                <a:noFill/>
+              </a:ln>
+            </c:spPr>
+          </c:dPt>
+          <c:dPt>
+            <c:idx val="1"/>
+            <c:bubble3D val="0"/>
+            <c:spPr>
+              <a:solidFill>
+                <a:srgbClr val="0000FF"/>
+              </a:solidFill>
+              <a:ln>
+                <a:noFill/>
+              </a:ln>
+            </c:spPr>
+          </c:dPt>
+          <c:cat>
+            <c:strRef>
+              <c:f>Sheet1!$A$2:$A$3</c:f>
+              <c:strCache>
+                <c:ptCount val="2"/>
+                <c:pt idx="0">
+                  <c:v>A</c:v>
+                </c:pt>
+                <c:pt idx="1">
+                  <c:v>B</c:v>
+                </c:pt>
+              </c:strCache>
+            </c:strRef>
+          </c:cat>
+          <c:val>
+            <c:numRef>
+              <c:f>Sheet1!$B$2:$B$3</c:f>
+              <c:numCache>
+                <c:formatCode>General</c:formatCode>
+                <c:ptCount val="2"/>
+                <c:pt idx="0">
+                  <c:v>10</c:v>
+                </c:pt>
+                <c:pt idx="1">
+                  <c:v>90</c:v>
+                </c:pt>
+              </c:numCache>
+            </c:numRef>
+          </c:val>
+        </c:ser>
+        <c:firstSliceAng val="0"/>
+      </c:pie3DChart>
+    </c:plotArea>
+    <c:plotVisOnly val="1"/>
+  </c:chart>
+</c:chartSpace>
+</file>
+
+<file path=word/charts/chart33.xml><?xml version="1.0" encoding="utf-8"?>
+<c:chartSpace xmlns:c="http://schemas.openxmlformats.org/drawingml/2006/chart" xmlns:a="http://schemas.openxmlformats.org/drawingml/2006/main" xmlns:r="http://schemas.openxmlformats.org/officeDocument/2006/relationships">
+  <c:chart>
+    <c:view3D>
+      <c:rotX val="40"/>
+      <c:rotY val="20"/>
+      <c:rAngAx val="0"/>
+      <c:perspective val="30"/>
+      <c:depthPercent val="100"/>
+    </c:view3D>
+    <c:plotArea>
+      <c:layout>
+        <c:manualLayout>
+          <c:layoutTarget val="inner"/>
+          <c:xMode val="edge"/>
+          <c:yMode val="edge"/>
+          <c:x val="0.2"/>
+          <c:y val="0.1"/>
+          <c:w val="0.6"/>
+          <c:h val="0.55"/>
+        </c:manualLayout>
+      </c:layout>
+      <c:pie3DChart>
+        <c:varyColors val="0"/>
+        <c:ser>
+          <c:idx val="0"/>
+          <c:order val="0"/>
+          <c:dPt>
+            <c:idx val="0"/>
+            <c:bubble3D val="0"/>
+            <c:spPr>
+              <a:solidFill>
+                <a:srgbClr val="FF0000"/>
+              </a:solidFill>
+              <a:ln>
+                <a:noFill/>
+              </a:ln>
+            </c:spPr>
+          </c:dPt>
+          <c:dPt>
+            <c:idx val="1"/>
+            <c:bubble3D val="0"/>
+            <c:spPr>
+              <a:solidFill>
+                <a:srgbClr val="0000FF"/>
+              </a:solidFill>
+              <a:ln>
+                <a:noFill/>
+              </a:ln>
+            </c:spPr>
+          </c:dPt>
+          <c:cat>
+            <c:strRef>
+              <c:f>Sheet1!$A$2:$A$3</c:f>
+              <c:strCache>
+                <c:ptCount val="2"/>
+                <c:pt idx="0">
+                  <c:v>A</c:v>
+                </c:pt>
+                <c:pt idx="1">
+                  <c:v>B</c:v>
+                </c:pt>
+              </c:strCache>
+            </c:strRef>
+          </c:cat>
+          <c:val>
+            <c:numRef>
+              <c:f>Sheet1!$B$2:$B$3</c:f>
+              <c:numCache>
+                <c:formatCode>General</c:formatCode>
+                <c:ptCount val="2"/>
+                <c:pt idx="0">
+                  <c:v>20</c:v>
+                </c:pt>
+                <c:pt idx="1">
+                  <c:v>80</c:v>
+                </c:pt>
+              </c:numCache>
+            </c:numRef>
+          </c:val>
+        </c:ser>
+        <c:firstSliceAng val="0"/>
+      </c:pie3DChart>
+    </c:plotArea>
+    <c:plotVisOnly val="1"/>
+  </c:chart>
+</c:chartSpace>
+</file>
+
+<file path=word/charts/chart34.xml><?xml version="1.0" encoding="utf-8"?>
+<c:chartSpace xmlns:c="http://schemas.openxmlformats.org/drawingml/2006/chart" xmlns:a="http://schemas.openxmlformats.org/drawingml/2006/main" xmlns:r="http://schemas.openxmlformats.org/officeDocument/2006/relationships">
+  <c:chart>
+    <c:view3D>
+      <c:rotX val="40"/>
+      <c:rotY val="20"/>
+      <c:rAngAx val="0"/>
+      <c:perspective val="30"/>
+      <c:depthPercent val="100"/>
+    </c:view3D>
+    <c:plotArea>
+      <c:layout>
+        <c:manualLayout>
+          <c:layoutTarget val="inner"/>
+          <c:xMode val="edge"/>
+          <c:yMode val="edge"/>
+          <c:x val="0.2"/>
+          <c:y val="0.1"/>
+          <c:w val="0.6"/>
+          <c:h val="0.55"/>
+        </c:manualLayout>
+      </c:layout>
+      <c:pie3DChart>
+        <c:varyColors val="0"/>
+        <c:ser>
+          <c:idx val="0"/>
+          <c:order val="0"/>
+          <c:dPt>
+            <c:idx val="0"/>
+            <c:bubble3D val="0"/>
+            <c:spPr>
+              <a:solidFill>
+                <a:srgbClr val="FF0000"/>
+              </a:solidFill>
+              <a:ln>
+                <a:noFill/>
+              </a:ln>
+            </c:spPr>
+          </c:dPt>
+          <c:dPt>
+            <c:idx val="1"/>
+            <c:bubble3D val="0"/>
+            <c:spPr>
+              <a:solidFill>
+                <a:srgbClr val="0000FF"/>
+              </a:solidFill>
+              <a:ln>
+                <a:noFill/>
+              </a:ln>
+            </c:spPr>
+          </c:dPt>
+          <c:cat>
+            <c:strRef>
+              <c:f>Sheet1!$A$2:$A$3</c:f>
+              <c:strCache>
+                <c:ptCount val="2"/>
+                <c:pt idx="0">
+                  <c:v>A</c:v>
+                </c:pt>
+                <c:pt idx="1">
+                  <c:v>B</c:v>
+                </c:pt>
+              </c:strCache>
+            </c:strRef>
+          </c:cat>
+          <c:val>
+            <c:numRef>
+              <c:f>Sheet1!$B$2:$B$3</c:f>
+              <c:numCache>
+                <c:formatCode>General</c:formatCode>
+                <c:ptCount val="2"/>
+                <c:pt idx="0">
+                  <c:v>30</c:v>
+                </c:pt>
+                <c:pt idx="1">
+                  <c:v>70</c:v>
+                </c:pt>
+              </c:numCache>
+            </c:numRef>
+          </c:val>
+        </c:ser>
+        <c:firstSliceAng val="0"/>
+      </c:pie3DChart>
+    </c:plotArea>
+    <c:plotVisOnly val="1"/>
+  </c:chart>
+</c:chartSpace>
+</file>
+
+<file path=word/charts/chart35.xml><?xml version="1.0" encoding="utf-8"?>
+<c:chartSpace xmlns:c="http://schemas.openxmlformats.org/drawingml/2006/chart" xmlns:a="http://schemas.openxmlformats.org/drawingml/2006/main" xmlns:r="http://schemas.openxmlformats.org/officeDocument/2006/relationships">
+  <c:chart>
+    <c:view3D>
+      <c:rotX val="40"/>
+      <c:rotY val="20"/>
+      <c:rAngAx val="0"/>
+      <c:perspective val="30"/>
+      <c:depthPercent val="100"/>
+    </c:view3D>
+    <c:plotArea>
+      <c:layout>
+        <c:manualLayout>
+          <c:layoutTarget val="inner"/>
+          <c:xMode val="edge"/>
+          <c:yMode val="edge"/>
+          <c:x val="0.2"/>
+          <c:y val="0.1"/>
+          <c:w val="0.6"/>
+          <c:h val="0.55"/>
+        </c:manualLayout>
+      </c:layout>
+      <c:pie3DChart>
+        <c:varyColors val="0"/>
+        <c:ser>
+          <c:idx val="0"/>
+          <c:order val="0"/>
+          <c:dPt>
+            <c:idx val="0"/>
+            <c:bubble3D val="0"/>
+            <c:spPr>
+              <a:solidFill>
+                <a:srgbClr val="FF0000"/>
+              </a:solidFill>
+              <a:ln>
+                <a:noFill/>
+              </a:ln>
+            </c:spPr>
+          </c:dPt>
+          <c:dPt>
+            <c:idx val="1"/>
+            <c:bubble3D val="0"/>
+            <c:spPr>
+              <a:solidFill>
+                <a:srgbClr val="0000FF"/>
+              </a:solidFill>
+              <a:ln>
+                <a:noFill/>
+              </a:ln>
+            </c:spPr>
+          </c:dPt>
+          <c:cat>
+            <c:strRef>
+              <c:f>Sheet1!$A$2:$A$3</c:f>
+              <c:strCache>
+                <c:ptCount val="2"/>
+                <c:pt idx="0">
+                  <c:v>A</c:v>
+                </c:pt>
+                <c:pt idx="1">
+                  <c:v>B</c:v>
+                </c:pt>
+              </c:strCache>
+            </c:strRef>
+          </c:cat>
+          <c:val>
+            <c:numRef>
+              <c:f>Sheet1!$B$2:$B$3</c:f>
+              <c:numCache>
+                <c:formatCode>General</c:formatCode>
+                <c:ptCount val="2"/>
+                <c:pt idx="0">
+                  <c:v>40</c:v>
+                </c:pt>
+                <c:pt idx="1">
+                  <c:v>60</c:v>
+                </c:pt>
+              </c:numCache>
+            </c:numRef>
+          </c:val>
+        </c:ser>
+        <c:firstSliceAng val="0"/>
+      </c:pie3DChart>
+    </c:plotArea>
+    <c:plotVisOnly val="1"/>
+  </c:chart>
+</c:chartSpace>
+</file>
+
+<file path=word/charts/chart4.xml><?xml version="1.0" encoding="utf-8"?>
+<c:chartSpace xmlns:c="http://schemas.openxmlformats.org/drawingml/2006/chart" xmlns:a="http://schemas.openxmlformats.org/drawingml/2006/main" xmlns:r="http://schemas.openxmlformats.org/officeDocument/2006/relationships">
+  <c:chart>
+    <c:view3D>
+      <c:rotX val="25"/>
+      <c:rotY val="20"/>
+      <c:rAngAx val="0"/>
+      <c:perspective val="15"/>
+      <c:depthPercent val="100"/>
+    </c:view3D>
+    <c:plotArea>
+      <c:layout>
+        <c:manualLayout>
+          <c:layoutTarget val="inner"/>
+          <c:xMode val="edge"/>
+          <c:yMode val="edge"/>
+          <c:x val="0.2"/>
+          <c:y val="0.1"/>
+          <c:w val="0.6"/>
+          <c:h val="0.55"/>
+        </c:manualLayout>
+      </c:layout>
+      <c:pie3DChart>
+        <c:varyColors val="0"/>
+        <c:ser>
+          <c:idx val="0"/>
+          <c:order val="0"/>
+          <c:dPt>
+            <c:idx val="0"/>
+            <c:bubble3D val="0"/>
+            <c:spPr>
+              <a:solidFill>
+                <a:srgbClr val="FF0000"/>
+              </a:solidFill>
+              <a:ln>
+                <a:noFill/>
+              </a:ln>
+            </c:spPr>
+          </c:dPt>
+          <c:dPt>
+            <c:idx val="1"/>
+            <c:bubble3D val="0"/>
+            <c:spPr>
+              <a:solidFill>
+                <a:srgbClr val="0000FF"/>
+              </a:solidFill>
+              <a:ln>
+                <a:noFill/>
+              </a:ln>
+            </c:spPr>
+          </c:dPt>
+          <c:cat>
+            <c:strRef>
+              <c:f>Sheet1!$A$2:$A$3</c:f>
+              <c:strCache>
+                <c:ptCount val="2"/>
+                <c:pt idx="0">
+                  <c:v>A</c:v>
+                </c:pt>
+                <c:pt idx="1">
+                  <c:v>B</c:v>
+                </c:pt>
+              </c:strCache>
+            </c:strRef>
+          </c:cat>
+          <c:val>
+            <c:numRef>
+              <c:f>Sheet1!$B$2:$B$3</c:f>
+              <c:numCache>
+                <c:formatCode>General</c:formatCode>
+                <c:ptCount val="2"/>
+                <c:pt idx="0">
+                  <c:v>20</c:v>
+                </c:pt>
+                <c:pt idx="1">
+                  <c:v>80</c:v>
+                </c:pt>
+              </c:numCache>
+            </c:numRef>
+          </c:val>
+        </c:ser>
+        <c:firstSliceAng val="0"/>
+      </c:pie3DChart>
+    </c:plotArea>
+    <c:plotVisOnly val="1"/>
+  </c:chart>
+</c:chartSpace>
+</file>
+
+<file path=word/charts/chart5.xml><?xml version="1.0" encoding="utf-8"?>
+<c:chartSpace xmlns:c="http://schemas.openxmlformats.org/drawingml/2006/chart" xmlns:a="http://schemas.openxmlformats.org/drawingml/2006/main" xmlns:r="http://schemas.openxmlformats.org/officeDocument/2006/relationships">
+  <c:chart>
+    <c:view3D>
+      <c:rotX val="25"/>
+      <c:rotY val="20"/>
+      <c:rAngAx val="0"/>
+      <c:perspective val="15"/>
+      <c:depthPercent val="100"/>
+    </c:view3D>
+    <c:plotArea>
+      <c:layout>
+        <c:manualLayout>
+          <c:layoutTarget val="inner"/>
+          <c:xMode val="edge"/>
+          <c:yMode val="edge"/>
+          <c:x val="0.2"/>
+          <c:y val="0.1"/>
+          <c:w val="0.6"/>
+          <c:h val="0.55"/>
+        </c:manualLayout>
+      </c:layout>
+      <c:pie3DChart>
+        <c:varyColors val="0"/>
+        <c:ser>
+          <c:idx val="0"/>
+          <c:order val="0"/>
+          <c:dPt>
+            <c:idx val="0"/>
+            <c:bubble3D val="0"/>
+            <c:spPr>
+              <a:solidFill>
+                <a:srgbClr val="FF0000"/>
+              </a:solidFill>
+              <a:ln>
+                <a:noFill/>
+              </a:ln>
+            </c:spPr>
+          </c:dPt>
+          <c:dPt>
+            <c:idx val="1"/>
+            <c:bubble3D val="0"/>
+            <c:spPr>
+              <a:solidFill>
+                <a:srgbClr val="0000FF"/>
+              </a:solidFill>
+              <a:ln>
+                <a:noFill/>
+              </a:ln>
+            </c:spPr>
+          </c:dPt>
+          <c:cat>
+            <c:strRef>
+              <c:f>Sheet1!$A$2:$A$3</c:f>
+              <c:strCache>
+                <c:ptCount val="2"/>
+                <c:pt idx="0">
+                  <c:v>A</c:v>
+                </c:pt>
+                <c:pt idx="1">
+                  <c:v>B</c:v>
+                </c:pt>
+              </c:strCache>
+            </c:strRef>
+          </c:cat>
+          <c:val>
+            <c:numRef>
+              <c:f>Sheet1!$B$2:$B$3</c:f>
+              <c:numCache>
+                <c:formatCode>General</c:formatCode>
+                <c:ptCount val="2"/>
+                <c:pt idx="0">
+                  <c:v>25</c:v>
+                </c:pt>
+                <c:pt idx="1">
+                  <c:v>75</c:v>
                 </c:pt>
               </c:numCache>
             </c:numRef>
@@ -737,10 +3807,10 @@
                 <c:formatCode>General</c:formatCode>
                 <c:ptCount val="2"/>
                 <c:pt idx="0">
-                  <c:v>17</c:v>
-                </c:pt>
-                <c:pt idx="1">
-                  <c:v>83</c:v>
+                  <c:v>30</c:v>
+                </c:pt>
+                <c:pt idx="1">
+                  <c:v>70</c:v>
                 </c:pt>
               </c:numCache>
             </c:numRef>
@@ -761,7 +3831,7 @@
       <c:rotX val="25"/>
       <c:rotY val="20"/>
       <c:rAngAx val="0"/>
-      <c:perspective val="60"/>
+      <c:perspective val="15"/>
       <c:depthPercent val="100"/>
     </c:view3D>
     <c:plotArea>
@@ -826,10 +3896,188 @@
                 <c:formatCode>General</c:formatCode>
                 <c:ptCount val="2"/>
                 <c:pt idx="0">
-                  <c:v>17</c:v>
-                </c:pt>
-                <c:pt idx="1">
-                  <c:v>83</c:v>
+                  <c:v>35</c:v>
+                </c:pt>
+                <c:pt idx="1">
+                  <c:v>65</c:v>
+                </c:pt>
+              </c:numCache>
+            </c:numRef>
+          </c:val>
+        </c:ser>
+        <c:firstSliceAng val="0"/>
+      </c:pie3DChart>
+    </c:plotArea>
+    <c:plotVisOnly val="1"/>
+  </c:chart>
+</c:chartSpace>
+</file>
+
+<file path=word/charts/chart8.xml><?xml version="1.0" encoding="utf-8"?>
+<c:chartSpace xmlns:c="http://schemas.openxmlformats.org/drawingml/2006/chart" xmlns:a="http://schemas.openxmlformats.org/drawingml/2006/main" xmlns:r="http://schemas.openxmlformats.org/officeDocument/2006/relationships">
+  <c:chart>
+    <c:view3D>
+      <c:rotX val="25"/>
+      <c:rotY val="20"/>
+      <c:rAngAx val="0"/>
+      <c:perspective val="15"/>
+      <c:depthPercent val="100"/>
+    </c:view3D>
+    <c:plotArea>
+      <c:layout>
+        <c:manualLayout>
+          <c:layoutTarget val="inner"/>
+          <c:xMode val="edge"/>
+          <c:yMode val="edge"/>
+          <c:x val="0.2"/>
+          <c:y val="0.1"/>
+          <c:w val="0.6"/>
+          <c:h val="0.55"/>
+        </c:manualLayout>
+      </c:layout>
+      <c:pie3DChart>
+        <c:varyColors val="0"/>
+        <c:ser>
+          <c:idx val="0"/>
+          <c:order val="0"/>
+          <c:dPt>
+            <c:idx val="0"/>
+            <c:bubble3D val="0"/>
+            <c:spPr>
+              <a:solidFill>
+                <a:srgbClr val="FF0000"/>
+              </a:solidFill>
+              <a:ln>
+                <a:noFill/>
+              </a:ln>
+            </c:spPr>
+          </c:dPt>
+          <c:dPt>
+            <c:idx val="1"/>
+            <c:bubble3D val="0"/>
+            <c:spPr>
+              <a:solidFill>
+                <a:srgbClr val="0000FF"/>
+              </a:solidFill>
+              <a:ln>
+                <a:noFill/>
+              </a:ln>
+            </c:spPr>
+          </c:dPt>
+          <c:cat>
+            <c:strRef>
+              <c:f>Sheet1!$A$2:$A$3</c:f>
+              <c:strCache>
+                <c:ptCount val="2"/>
+                <c:pt idx="0">
+                  <c:v>A</c:v>
+                </c:pt>
+                <c:pt idx="1">
+                  <c:v>B</c:v>
+                </c:pt>
+              </c:strCache>
+            </c:strRef>
+          </c:cat>
+          <c:val>
+            <c:numRef>
+              <c:f>Sheet1!$B$2:$B$3</c:f>
+              <c:numCache>
+                <c:formatCode>General</c:formatCode>
+                <c:ptCount val="2"/>
+                <c:pt idx="0">
+                  <c:v>40</c:v>
+                </c:pt>
+                <c:pt idx="1">
+                  <c:v>60</c:v>
+                </c:pt>
+              </c:numCache>
+            </c:numRef>
+          </c:val>
+        </c:ser>
+        <c:firstSliceAng val="0"/>
+      </c:pie3DChart>
+    </c:plotArea>
+    <c:plotVisOnly val="1"/>
+  </c:chart>
+</c:chartSpace>
+</file>
+
+<file path=word/charts/chart9.xml><?xml version="1.0" encoding="utf-8"?>
+<c:chartSpace xmlns:c="http://schemas.openxmlformats.org/drawingml/2006/chart" xmlns:a="http://schemas.openxmlformats.org/drawingml/2006/main" xmlns:r="http://schemas.openxmlformats.org/officeDocument/2006/relationships">
+  <c:chart>
+    <c:view3D>
+      <c:rotX val="25"/>
+      <c:rotY val="20"/>
+      <c:rAngAx val="0"/>
+      <c:perspective val="15"/>
+      <c:depthPercent val="100"/>
+    </c:view3D>
+    <c:plotArea>
+      <c:layout>
+        <c:manualLayout>
+          <c:layoutTarget val="inner"/>
+          <c:xMode val="edge"/>
+          <c:yMode val="edge"/>
+          <c:x val="0.2"/>
+          <c:y val="0.1"/>
+          <c:w val="0.6"/>
+          <c:h val="0.55"/>
+        </c:manualLayout>
+      </c:layout>
+      <c:pie3DChart>
+        <c:varyColors val="0"/>
+        <c:ser>
+          <c:idx val="0"/>
+          <c:order val="0"/>
+          <c:dPt>
+            <c:idx val="0"/>
+            <c:bubble3D val="0"/>
+            <c:spPr>
+              <a:solidFill>
+                <a:srgbClr val="FF0000"/>
+              </a:solidFill>
+              <a:ln>
+                <a:noFill/>
+              </a:ln>
+            </c:spPr>
+          </c:dPt>
+          <c:dPt>
+            <c:idx val="1"/>
+            <c:bubble3D val="0"/>
+            <c:spPr>
+              <a:solidFill>
+                <a:srgbClr val="0000FF"/>
+              </a:solidFill>
+              <a:ln>
+                <a:noFill/>
+              </a:ln>
+            </c:spPr>
+          </c:dPt>
+          <c:cat>
+            <c:strRef>
+              <c:f>Sheet1!$A$2:$A$3</c:f>
+              <c:strCache>
+                <c:ptCount val="2"/>
+                <c:pt idx="0">
+                  <c:v>A</c:v>
+                </c:pt>
+                <c:pt idx="1">
+                  <c:v>B</c:v>
+                </c:pt>
+              </c:strCache>
+            </c:strRef>
+          </c:cat>
+          <c:val>
+            <c:numRef>
+              <c:f>Sheet1!$B$2:$B$3</c:f>
+              <c:numCache>
+                <c:formatCode>General</c:formatCode>
+                <c:ptCount val="2"/>
+                <c:pt idx="0">
+                  <c:v>45</c:v>
+                </c:pt>
+                <c:pt idx="1">
+                  <c:v>55</c:v>
                 </c:pt>
               </c:numCache>
             </c:numRef>
